--- a/docs/superpowers/handoff/aman-internship/Aman_Internship_Kickoff_Package.docx
+++ b/docs/superpowers/handoff/aman-internship/Aman_Internship_Kickoff_Package.docx
@@ -118,7 +118,7 @@
           <w:sz w:val="22"/>
           <w:szCs w:val="22"/>
         </w:rPr>
-        <w:t xml:space="preserve">Kickoff Package  ·  Aman Kharga</w:t>
+        <w:t xml:space="preserve">Kickoff Call  ·  Aman Kharga</w:t>
       </w:r>
     </w:p>
     <w:p>
@@ -132,7 +132,7 @@
           <w:i w:val="false"/>
           <w:iCs w:val="false"/>
         </w:rPr>
-        <w:t xml:space="preserve">This package runs the kickoff call and sets up Aman's first 30 days. It turns the senior Internal Operations Manager role into a focused, part-time internship starting point (about 20 hours per week, remote, $30 per hour), while keeping the long-term path to ownership and a private equity exit clear. SOPs already exist; the work is to audit, organize, and operationalize them, not write them from scratch.</w:t>
+        <w:t xml:space="preserve">This runs the kickoff call and doubles as Aman's reference for how to work. He is a part-time intern, about 20 hours a week, remote, working out of Google Workspace. The call is about one thing: how his day works and exactly what to do first. Keep it practical.</w:t>
       </w:r>
     </w:p>
     <w:p>
@@ -157,7 +157,7 @@
           <w:sz w:val="20"/>
           <w:szCs w:val="20"/>
         </w:rPr>
-        <w:t xml:space="preserve">How to use this: lines in gold-bordered boxes are what you say. Gold [blanks] are yours to fill in. Italic gray lines are stage directions for you, not for him.</w:t>
+        <w:t xml:space="preserve">How to use this: lines in gold-bordered boxes are what you say. Gold [blanks] are yours to fill in. Italic gray lines are cues for you, not for him. The detail pages (Your Day-to-Day, Your Weekly Rhythm, Your First Tasks) are below; share your screen and walk them.</w:t>
       </w:r>
     </w:p>
     <w:tbl>
@@ -328,7 +328,7 @@
               <w:spacing w:after="0"/>
             </w:pPr>
             <w:r>
-              <w:t xml:space="preserve">Frame: the seat vs. the internship</w:t>
+              <w:t xml:space="preserve">The frame, fast (intern now, senior later)</w:t>
             </w:r>
           </w:p>
         </w:tc>
@@ -353,7 +353,7 @@
               <w:spacing w:after="0"/>
             </w:pPr>
             <w:r>
-              <w:t xml:space="preserve">5 min</w:t>
+              <w:t xml:space="preserve">3 min</w:t>
             </w:r>
           </w:p>
         </w:tc>
@@ -407,7 +407,7 @@
               <w:spacing w:after="0"/>
             </w:pPr>
             <w:r>
-              <w:t xml:space="preserve">How we work + what I need from you</w:t>
+              <w:t xml:space="preserve">What your day-to-day looks like</w:t>
             </w:r>
           </w:p>
         </w:tc>
@@ -433,7 +433,7 @@
               <w:spacing w:after="0"/>
             </w:pPr>
             <w:r>
-              <w:t xml:space="preserve">5 min</w:t>
+              <w:t xml:space="preserve">8 min</w:t>
             </w:r>
           </w:p>
         </w:tc>
@@ -485,7 +485,7 @@
               <w:spacing w:after="0"/>
             </w:pPr>
             <w:r>
-              <w:t xml:space="preserve">Why PE exit readiness matters (early)</w:t>
+              <w:t xml:space="preserve">Your weekly rhythm</w:t>
             </w:r>
           </w:p>
         </w:tc>
@@ -510,7 +510,7 @@
               <w:spacing w:after="0"/>
             </w:pPr>
             <w:r>
-              <w:t xml:space="preserve">5 min</w:t>
+              <w:t xml:space="preserve">4 min</w:t>
             </w:r>
           </w:p>
         </w:tc>
@@ -564,7 +564,7 @@
               <w:spacing w:after="0"/>
             </w:pPr>
             <w:r>
-              <w:t xml:space="preserve">Your first two projects</w:t>
+              <w:t xml:space="preserve">Your first tasks (the heart of the call)</w:t>
             </w:r>
           </w:p>
         </w:tc>
@@ -590,7 +590,7 @@
               <w:spacing w:after="0"/>
             </w:pPr>
             <w:r>
-              <w:t xml:space="preserve">12 min</w:t>
+              <w:t xml:space="preserve">15 min</w:t>
             </w:r>
           </w:p>
         </w:tc>
@@ -642,7 +642,7 @@
               <w:spacing w:after="0"/>
             </w:pPr>
             <w:r>
-              <w:t xml:space="preserve">Cadence, tools, accountability</w:t>
+              <w:t xml:space="preserve">How you track and report</w:t>
             </w:r>
           </w:p>
         </w:tc>
@@ -721,7 +721,7 @@
               <w:spacing w:after="0"/>
             </w:pPr>
             <w:r>
-              <w:t xml:space="preserve">Your week-one deliverable</w:t>
+              <w:t xml:space="preserve">What you decide vs. what needs me</w:t>
             </w:r>
           </w:p>
         </w:tc>
@@ -747,7 +747,7 @@
               <w:spacing w:after="0"/>
             </w:pPr>
             <w:r>
-              <w:t xml:space="preserve">5 min</w:t>
+              <w:t xml:space="preserve">4 min</w:t>
             </w:r>
           </w:p>
         </w:tc>
@@ -799,7 +799,7 @@
               <w:spacing w:after="0"/>
             </w:pPr>
             <w:r>
-              <w:t xml:space="preserve">The path: internship to ownership</w:t>
+              <w:t xml:space="preserve">Gut-check and close</w:t>
             </w:r>
           </w:p>
         </w:tc>
@@ -825,86 +825,6 @@
             </w:pPr>
             <w:r>
               <w:t xml:space="preserve">3 min</w:t>
-            </w:r>
-          </w:p>
-        </w:tc>
-      </w:tr>
-      <w:tr>
-        <w:tc>
-          <w:tcPr>
-            <w:tcW w:type="dxa" w:w="1000"/>
-            <w:tcBorders>
-              <w:top w:val="single" w:color="BFBFBF" w:sz="4"/>
-              <w:left w:val="single" w:color="BFBFBF" w:sz="4"/>
-              <w:bottom w:val="single" w:color="BFBFBF" w:sz="4"/>
-              <w:right w:val="single" w:color="BFBFBF" w:sz="4"/>
-            </w:tcBorders>
-            <w:shd w:fill="FAFAFA" w:val="clear"/>
-            <w:tcMar>
-              <w:top w:type="dxa" w:w="100"/>
-              <w:left w:type="dxa" w:w="140"/>
-              <w:bottom w:type="dxa" w:w="100"/>
-              <w:right w:type="dxa" w:w="140"/>
-            </w:tcMar>
-          </w:tcPr>
-          <w:p>
-            <w:pPr>
-              <w:spacing w:after="0"/>
-            </w:pPr>
-            <w:r>
-              <w:t xml:space="preserve">8</w:t>
-            </w:r>
-          </w:p>
-        </w:tc>
-        <w:tc>
-          <w:tcPr>
-            <w:tcW w:type="dxa" w:w="7280"/>
-            <w:tcBorders>
-              <w:top w:val="single" w:color="BFBFBF" w:sz="4"/>
-              <w:left w:val="single" w:color="BFBFBF" w:sz="4"/>
-              <w:bottom w:val="single" w:color="BFBFBF" w:sz="4"/>
-              <w:right w:val="single" w:color="BFBFBF" w:sz="4"/>
-            </w:tcBorders>
-            <w:shd w:fill="FAFAFA" w:val="clear"/>
-            <w:tcMar>
-              <w:top w:type="dxa" w:w="100"/>
-              <w:left w:type="dxa" w:w="140"/>
-              <w:bottom w:type="dxa" w:w="100"/>
-              <w:right w:type="dxa" w:w="140"/>
-            </w:tcMar>
-          </w:tcPr>
-          <w:p>
-            <w:pPr>
-              <w:spacing w:after="0"/>
-            </w:pPr>
-            <w:r>
-              <w:t xml:space="preserve">Gut-check and close</w:t>
-            </w:r>
-          </w:p>
-        </w:tc>
-        <w:tc>
-          <w:tcPr>
-            <w:tcW w:type="dxa" w:w="2000"/>
-            <w:tcBorders>
-              <w:top w:val="single" w:color="BFBFBF" w:sz="4"/>
-              <w:left w:val="single" w:color="BFBFBF" w:sz="4"/>
-              <w:bottom w:val="single" w:color="BFBFBF" w:sz="4"/>
-              <w:right w:val="single" w:color="BFBFBF" w:sz="4"/>
-            </w:tcBorders>
-            <w:shd w:fill="FAFAFA" w:val="clear"/>
-            <w:tcMar>
-              <w:top w:type="dxa" w:w="100"/>
-              <w:left w:type="dxa" w:w="140"/>
-              <w:bottom w:type="dxa" w:w="100"/>
-              <w:right w:type="dxa" w:w="140"/>
-            </w:tcMar>
-          </w:tcPr>
-          <w:p>
-            <w:pPr>
-              <w:spacing w:after="0"/>
-            </w:pPr>
-            <w:r>
-              <w:t xml:space="preserve">2 min</w:t>
             </w:r>
           </w:p>
         </w:tc>
@@ -934,7 +854,7 @@
           <w:sz w:val="26"/>
           <w:szCs w:val="26"/>
         </w:rPr>
-        <w:t xml:space="preserve">Frame: the seat vs. the internship</w:t>
+        <w:t xml:space="preserve">The frame, fast</w:t>
       </w:r>
       <w:r>
         <w:rPr>
@@ -945,7 +865,7 @@
           <w:sz w:val="18"/>
           <w:szCs w:val="18"/>
         </w:rPr>
-        <w:t xml:space="preserve">   ~5 min</w:t>
+        <w:t xml:space="preserve">   ~3 min</w:t>
       </w:r>
     </w:p>
     <w:p>
@@ -962,7 +882,7 @@
           <w:sz w:val="18"/>
           <w:szCs w:val="18"/>
         </w:rPr>
-        <w:t xml:space="preserve">Say this first. It takes the pressure off and sets the real expectation.</w:t>
+        <w:t xml:space="preserve">Say this, then move on. Do not spend the call here.</w:t>
       </w:r>
     </w:p>
     <w:p>
@@ -980,7 +900,7 @@
           <w:sz w:val="20"/>
           <w:szCs w:val="20"/>
         </w:rPr>
-        <w:t xml:space="preserve">“The role description you read is the senior seat. That is where this can go. It is not what I am asking you to own this summer.”</w:t>
+        <w:t xml:space="preserve">“The role description you read is the senior seat, where this can grow. This summer you are a part-time intern. Your job is to get deep on the business and nail a couple of projects. Not to run the back office.”</w:t>
       </w:r>
     </w:p>
     <w:p>
@@ -998,7 +918,62 @@
           <w:sz w:val="20"/>
           <w:szCs w:val="20"/>
         </w:rPr>
-        <w:t xml:space="preserve">“Right now you are an intern with limited hours. Your job is to get deep on the business and do a few high-leverage projects extremely well. Not to run the whole back office.”</w:t>
+        <w:t xml:space="preserve">“One thing up front: we are pointing at selling the business in a couple of years, so a lot of your work is making us organized and documented. That stays between us, you will sign an NDA, and it is research and drafting only. You never contact anyone outside the company without me.”</w:t>
+      </w:r>
+    </w:p>
+    <w:p>
+      <w:pPr>
+        <w:spacing w:after="80" w:before="240"/>
+      </w:pPr>
+      <w:r>
+        <w:rPr>
+          <w:rFonts w:ascii="Arial" w:cs="Arial" w:eastAsia="Arial" w:hAnsi="Arial"/>
+          <w:b/>
+          <w:bCs/>
+          <w:color w:val="F2B705"/>
+          <w:sz w:val="26"/>
+          <w:szCs w:val="26"/>
+        </w:rPr>
+        <w:t xml:space="preserve">2.  </w:t>
+      </w:r>
+      <w:r>
+        <w:rPr>
+          <w:rFonts w:ascii="Arial" w:cs="Arial" w:eastAsia="Arial" w:hAnsi="Arial"/>
+          <w:b/>
+          <w:bCs/>
+          <w:color w:val="1A2B4E"/>
+          <w:sz w:val="26"/>
+          <w:szCs w:val="26"/>
+        </w:rPr>
+        <w:t xml:space="preserve">What your day-to-day looks like</w:t>
+      </w:r>
+      <w:r>
+        <w:rPr>
+          <w:rFonts w:ascii="Arial" w:cs="Arial" w:eastAsia="Arial" w:hAnsi="Arial"/>
+          <w:i/>
+          <w:iCs/>
+          <w:color w:val="7A8290"/>
+          <w:sz w:val="18"/>
+          <w:szCs w:val="18"/>
+        </w:rPr>
+        <w:t xml:space="preserve">   ~8 min</w:t>
+      </w:r>
+    </w:p>
+    <w:p>
+      <w:pPr>
+        <w:spacing w:after="80"/>
+        <w:ind w:left="360"/>
+      </w:pPr>
+      <w:r>
+        <w:rPr>
+          <w:rFonts w:ascii="Arial" w:cs="Arial" w:eastAsia="Arial" w:hAnsi="Arial"/>
+          <w:i/>
+          <w:iCs/>
+          <w:color w:val="8C95A4"/>
+          <w:sz w:val="18"/>
+          <w:szCs w:val="18"/>
+        </w:rPr>
+        <w:t xml:space="preserve">Open 'Your Day-to-Day' below and walk it while screen-sharing the Google Drive folder and the task sheet.</w:t>
       </w:r>
     </w:p>
     <w:p>
@@ -1016,7 +991,7 @@
           <w:sz w:val="20"/>
           <w:szCs w:val="20"/>
         </w:rPr>
-        <w:t xml:space="preserve">“If this goes well, the path to owning that senior seat is real. We will both know a lot more in ninety days.”</w:t>
+        <w:t xml:space="preserve">“Every day you work, it is the same loop: check in, pick your tasks, do the work, update your sheet, send your end-of-day report. Let me show you.”</w:t>
       </w:r>
     </w:p>
     <w:p>
@@ -1032,7 +1007,7 @@
           <w:sz w:val="26"/>
           <w:szCs w:val="26"/>
         </w:rPr>
-        <w:t xml:space="preserve">2.  </w:t>
+        <w:t xml:space="preserve">3.  </w:t>
       </w:r>
       <w:r>
         <w:rPr>
@@ -1043,7 +1018,7 @@
           <w:sz w:val="26"/>
           <w:szCs w:val="26"/>
         </w:rPr>
-        <w:t xml:space="preserve">How we work + what I need from you</w:t>
+        <w:t xml:space="preserve">Your weekly rhythm</w:t>
       </w:r>
       <w:r>
         <w:rPr>
@@ -1054,7 +1029,7 @@
           <w:sz w:val="18"/>
           <w:szCs w:val="18"/>
         </w:rPr>
-        <w:t xml:space="preserve">   ~5 min</w:t>
+        <w:t xml:space="preserve">   ~4 min</w:t>
       </w:r>
     </w:p>
     <w:p>
@@ -1071,7 +1046,7 @@
           <w:sz w:val="18"/>
           <w:szCs w:val="18"/>
         </w:rPr>
-        <w:t xml:space="preserve">Set the bar: creative, resourceful, organized, proactive. The role did not exist before him.</w:t>
+        <w:t xml:space="preserve">Walk 'Your Weekly Rhythm' below.</w:t>
       </w:r>
     </w:p>
     <w:p>
@@ -1089,7 +1064,82 @@
           <w:sz w:val="20"/>
           <w:szCs w:val="20"/>
         </w:rPr>
-        <w:t xml:space="preserve">“This role did not exist before you. There is no playbook handed to you. I need you creative, resourceful, organized, and proactive. You will hit things with no obvious owner. When you do, bring me a proposed answer, not just the problem.”</w:t>
+        <w:t xml:space="preserve">“You set your own hours, around 20 a week. Just send me your rough working days. We talk live once a week, </w:t>
+      </w:r>
+      <w:r>
+        <w:rPr>
+          <w:rFonts w:ascii="Arial" w:cs="Arial" w:eastAsia="Arial" w:hAnsi="Arial"/>
+          <w:b/>
+          <w:bCs/>
+          <w:color w:val="F2B705"/>
+          <w:sz w:val="20"/>
+          <w:szCs w:val="20"/>
+        </w:rPr>
+        <w:t xml:space="preserve">[day/time]</w:t>
+      </w:r>
+      <w:r>
+        <w:rPr>
+          <w:rFonts w:ascii="Arial" w:cs="Arial" w:eastAsia="Arial" w:hAnsi="Arial"/>
+          <w:color w:val="1A2B4E"/>
+          <w:sz w:val="20"/>
+          <w:szCs w:val="20"/>
+        </w:rPr>
+        <w:t xml:space="preserve">, 30 minutes.”</w:t>
+      </w:r>
+    </w:p>
+    <w:p>
+      <w:pPr>
+        <w:spacing w:after="80" w:before="240"/>
+      </w:pPr>
+      <w:r>
+        <w:rPr>
+          <w:rFonts w:ascii="Arial" w:cs="Arial" w:eastAsia="Arial" w:hAnsi="Arial"/>
+          <w:b/>
+          <w:bCs/>
+          <w:color w:val="F2B705"/>
+          <w:sz w:val="26"/>
+          <w:szCs w:val="26"/>
+        </w:rPr>
+        <w:t xml:space="preserve">4.  </w:t>
+      </w:r>
+      <w:r>
+        <w:rPr>
+          <w:rFonts w:ascii="Arial" w:cs="Arial" w:eastAsia="Arial" w:hAnsi="Arial"/>
+          <w:b/>
+          <w:bCs/>
+          <w:color w:val="1A2B4E"/>
+          <w:sz w:val="26"/>
+          <w:szCs w:val="26"/>
+        </w:rPr>
+        <w:t xml:space="preserve">Your first tasks</w:t>
+      </w:r>
+      <w:r>
+        <w:rPr>
+          <w:rFonts w:ascii="Arial" w:cs="Arial" w:eastAsia="Arial" w:hAnsi="Arial"/>
+          <w:i/>
+          <w:iCs/>
+          <w:color w:val="7A8290"/>
+          <w:sz w:val="18"/>
+          <w:szCs w:val="18"/>
+        </w:rPr>
+        <w:t xml:space="preserve">   ~15 min</w:t>
+      </w:r>
+    </w:p>
+    <w:p>
+      <w:pPr>
+        <w:spacing w:after="80"/>
+        <w:ind w:left="360"/>
+      </w:pPr>
+      <w:r>
+        <w:rPr>
+          <w:rFonts w:ascii="Arial" w:cs="Arial" w:eastAsia="Arial" w:hAnsi="Arial"/>
+          <w:i/>
+          <w:iCs/>
+          <w:color w:val="8C95A4"/>
+          <w:sz w:val="18"/>
+          <w:szCs w:val="18"/>
+        </w:rPr>
+        <w:t xml:space="preserve">The heart of the call. Open 'Your First Tasks' and go through every item together.</w:t>
       </w:r>
     </w:p>
     <w:p>
@@ -1107,7 +1157,7 @@
           <w:sz w:val="20"/>
           <w:szCs w:val="20"/>
         </w:rPr>
-        <w:t xml:space="preserve">“We run on EOS. Numbers, weekly rhythm, accountability. You will feel that fast.”</w:t>
+        <w:t xml:space="preserve">“Here is exactly what to do in week one. Setup, plus two project tracks: audit our existing SOPs, and research a buyer-diligence checklist.”</w:t>
       </w:r>
     </w:p>
     <w:p>
@@ -1125,7 +1175,38 @@
           <w:sz w:val="20"/>
           <w:szCs w:val="20"/>
         </w:rPr>
-        <w:t xml:space="preserve">“Default to action on research and drafting. Default to asking me on anything that spends money, touches a vendor, or reaches outside the company.”</w:t>
+        <w:t xml:space="preserve">“Read these, then add at least three of your own. If you spot something I missed, that is exactly the instinct I am hiring for.”</w:t>
+      </w:r>
+    </w:p>
+    <w:p>
+      <w:pPr>
+        <w:pBdr>
+          <w:left w:val="single" w:color="F2B705" w:sz="12" w:space="8"/>
+        </w:pBdr>
+        <w:spacing w:after="100" w:before="60"/>
+        <w:ind w:left="360"/>
+      </w:pPr>
+      <w:r>
+        <w:rPr>
+          <w:rFonts w:ascii="Arial" w:cs="Arial" w:eastAsia="Arial" w:hAnsi="Arial"/>
+          <w:b/>
+          <w:bCs/>
+          <w:color w:val="1A2B4E"/>
+          <w:sz w:val="20"/>
+          <w:szCs w:val="20"/>
+        </w:rPr>
+        <w:t xml:space="preserve">Ask: </w:t>
+      </w:r>
+      <w:r>
+        <w:rPr>
+          <w:rFonts w:ascii="Arial" w:cs="Arial" w:eastAsia="Arial" w:hAnsi="Arial"/>
+          <w:i/>
+          <w:iCs/>
+          <w:color w:val="1A2B4E"/>
+          <w:sz w:val="20"/>
+          <w:szCs w:val="20"/>
+        </w:rPr>
+        <w:t xml:space="preserve">“Looking at this list, what would you add, and what would you start with?”</w:t>
       </w:r>
     </w:p>
     <w:p>
@@ -1141,7 +1222,7 @@
           <w:sz w:val="26"/>
           <w:szCs w:val="26"/>
         </w:rPr>
-        <w:t xml:space="preserve">3.  </w:t>
+        <w:t xml:space="preserve">5.  </w:t>
       </w:r>
       <w:r>
         <w:rPr>
@@ -1152,7 +1233,7 @@
           <w:sz w:val="26"/>
           <w:szCs w:val="26"/>
         </w:rPr>
-        <w:t xml:space="preserve">Why PE exit readiness matters</w:t>
+        <w:t xml:space="preserve">How you track and report</w:t>
       </w:r>
       <w:r>
         <w:rPr>
@@ -1163,7 +1244,7 @@
           <w:sz w:val="18"/>
           <w:szCs w:val="18"/>
         </w:rPr>
-        <w:t xml:space="preserve">   ~5 min</w:t>
+        <w:t xml:space="preserve">   ~8 min</w:t>
       </w:r>
     </w:p>
     <w:p>
@@ -1180,7 +1261,7 @@
           <w:sz w:val="18"/>
           <w:szCs w:val="18"/>
         </w:rPr>
-        <w:t xml:space="preserve">Introduce the exit early. It is the why behind the work and it plays to his background.</w:t>
+        <w:t xml:space="preserve">Hand off the daily checklist and the end-of-day report link live, on the call.</w:t>
       </w:r>
     </w:p>
     <w:p>
@@ -1198,7 +1279,27 @@
           <w:sz w:val="20"/>
           <w:szCs w:val="20"/>
         </w:rPr>
-        <w:t xml:space="preserve">“We are building toward a private equity or strategic sale in 24 to 36 months. Almost everything we do points at that.”</w:t>
+        <w:t xml:space="preserve">“You track everything in your task sheet, with a status on each item. Save your work in the Drive folder, named clearly. Access to </w:t>
+      </w:r>
+      <w:r>
+        <w:rPr>
+          <w:rFonts w:ascii="Arial" w:cs="Arial" w:eastAsia="Arial" w:hAnsi="Arial"/>
+          <w:b/>
+          <w:bCs/>
+          <w:color w:val="F2B705"/>
+          <w:sz w:val="20"/>
+          <w:szCs w:val="20"/>
+        </w:rPr>
+        <w:t xml:space="preserve">[systems]</w:t>
+      </w:r>
+      <w:r>
+        <w:rPr>
+          <w:rFonts w:ascii="Arial" w:cs="Arial" w:eastAsia="Arial" w:hAnsi="Arial"/>
+          <w:color w:val="1A2B4E"/>
+          <w:sz w:val="20"/>
+          <w:szCs w:val="20"/>
+        </w:rPr>
+        <w:t xml:space="preserve"> will be ready before day one.”</w:t>
       </w:r>
     </w:p>
     <w:p>
@@ -1216,7 +1317,18 @@
           <w:sz w:val="20"/>
           <w:szCs w:val="20"/>
         </w:rPr>
-        <w:t xml:space="preserve">“For a buyer to pay a strong multiple, the business has to be legible. Documented, measurable, not dependent on what is in my head. That is the work, and it plays directly to your finance and PE background.”</w:t>
+        <w:t xml:space="preserve">“End of every day you work, you fill out a two-minute end-of-day report. It is how I stay in the loop. Here is the link.”  </w:t>
+      </w:r>
+      <w:r>
+        <w:rPr>
+          <w:rFonts w:ascii="Arial" w:cs="Arial" w:eastAsia="Arial" w:hAnsi="Arial"/>
+          <w:b/>
+          <w:bCs/>
+          <w:color w:val="F2B705"/>
+          <w:sz w:val="20"/>
+          <w:szCs w:val="20"/>
+        </w:rPr>
+        <w:t xml:space="preserve">[EOD form link]</w:t>
       </w:r>
     </w:p>
     <w:p>
@@ -1234,7 +1346,18 @@
           <w:sz w:val="20"/>
           <w:szCs w:val="20"/>
         </w:rPr>
-        <w:t xml:space="preserve">“Two ground rules. Everything about the exit stays between us and a small group of advisors. And you will sign an NDA before day one. During the internship your PE work is research and drafting only. No contacting buyers. That switch flips later, with me.”</w:t>
+        <w:t xml:space="preserve">“And here is your daily checklist. Follow it until it is automatic.”  </w:t>
+      </w:r>
+      <w:r>
+        <w:rPr>
+          <w:rFonts w:ascii="Arial" w:cs="Arial" w:eastAsia="Arial" w:hAnsi="Arial"/>
+          <w:b/>
+          <w:bCs/>
+          <w:color w:val="F2B705"/>
+          <w:sz w:val="20"/>
+          <w:szCs w:val="20"/>
+        </w:rPr>
+        <w:t xml:space="preserve">[hand off the checklist]</w:t>
       </w:r>
     </w:p>
     <w:p>
@@ -1250,7 +1373,7 @@
           <w:sz w:val="26"/>
           <w:szCs w:val="26"/>
         </w:rPr>
-        <w:t xml:space="preserve">4.  </w:t>
+        <w:t xml:space="preserve">6.  </w:t>
       </w:r>
       <w:r>
         <w:rPr>
@@ -1261,7 +1384,7 @@
           <w:sz w:val="26"/>
           <w:szCs w:val="26"/>
         </w:rPr>
-        <w:t xml:space="preserve">Your first two projects</w:t>
+        <w:t xml:space="preserve">What you decide vs. what needs me</w:t>
       </w:r>
       <w:r>
         <w:rPr>
@@ -1272,24 +1395,7 @@
           <w:sz w:val="18"/>
           <w:szCs w:val="18"/>
         </w:rPr>
-        <w:t xml:space="preserve">   ~12 min</w:t>
-      </w:r>
-    </w:p>
-    <w:p>
-      <w:pPr>
-        <w:spacing w:after="80"/>
-        <w:ind w:left="360"/>
-      </w:pPr>
-      <w:r>
-        <w:rPr>
-          <w:rFonts w:ascii="Arial" w:cs="Arial" w:eastAsia="Arial" w:hAnsi="Arial"/>
-          <w:i/>
-          <w:iCs/>
-          <w:color w:val="8C95A4"/>
-          <w:sz w:val="18"/>
-          <w:szCs w:val="18"/>
-        </w:rPr>
-        <w:t xml:space="preserve">The heart of the call. Make the two projects concrete. Both are remote and need little access.</w:t>
+        <w:t xml:space="preserve">   ~4 min</w:t>
       </w:r>
     </w:p>
     <w:p>
@@ -1307,7 +1413,107 @@
           <w:sz w:val="20"/>
           <w:szCs w:val="20"/>
         </w:rPr>
-        <w:t xml:space="preserve">“Project one: a PE diligence checklist and buyer research. What does a buyer of a home services company actually want to see in diligence. You build the checklist, then we map what we have and what is missing. Pure research and structure to start. This is your wheelhouse.”</w:t>
+        <w:t xml:space="preserve">“Default to action on research, drafting, and organizing. Default to asking me on anything that spends money, touches a vendor, or reaches outside the company. When you hit something with no owner, bring me a proposed answer, not just the problem.”</w:t>
+      </w:r>
+    </w:p>
+    <w:p>
+      <w:pPr>
+        <w:spacing w:after="80" w:before="240"/>
+      </w:pPr>
+      <w:r>
+        <w:rPr>
+          <w:rFonts w:ascii="Arial" w:cs="Arial" w:eastAsia="Arial" w:hAnsi="Arial"/>
+          <w:b/>
+          <w:bCs/>
+          <w:color w:val="F2B705"/>
+          <w:sz w:val="26"/>
+          <w:szCs w:val="26"/>
+        </w:rPr>
+        <w:t xml:space="preserve">7.  </w:t>
+      </w:r>
+      <w:r>
+        <w:rPr>
+          <w:rFonts w:ascii="Arial" w:cs="Arial" w:eastAsia="Arial" w:hAnsi="Arial"/>
+          <w:b/>
+          <w:bCs/>
+          <w:color w:val="1A2B4E"/>
+          <w:sz w:val="26"/>
+          <w:szCs w:val="26"/>
+        </w:rPr>
+        <w:t xml:space="preserve">Gut-check and close</w:t>
+      </w:r>
+      <w:r>
+        <w:rPr>
+          <w:rFonts w:ascii="Arial" w:cs="Arial" w:eastAsia="Arial" w:hAnsi="Arial"/>
+          <w:i/>
+          <w:iCs/>
+          <w:color w:val="7A8290"/>
+          <w:sz w:val="18"/>
+          <w:szCs w:val="18"/>
+        </w:rPr>
+        <w:t xml:space="preserve">   ~3 min</w:t>
+      </w:r>
+    </w:p>
+    <w:p>
+      <w:pPr>
+        <w:pBdr>
+          <w:left w:val="single" w:color="F2B705" w:sz="12" w:space="8"/>
+        </w:pBdr>
+        <w:spacing w:after="100" w:before="60"/>
+        <w:ind w:left="360"/>
+      </w:pPr>
+      <w:r>
+        <w:rPr>
+          <w:rFonts w:ascii="Arial" w:cs="Arial" w:eastAsia="Arial" w:hAnsi="Arial"/>
+          <w:b/>
+          <w:bCs/>
+          <w:color w:val="1A2B4E"/>
+          <w:sz w:val="20"/>
+          <w:szCs w:val="20"/>
+        </w:rPr>
+        <w:t xml:space="preserve">Q1: </w:t>
+      </w:r>
+      <w:r>
+        <w:rPr>
+          <w:rFonts w:ascii="Arial" w:cs="Arial" w:eastAsia="Arial" w:hAnsi="Arial"/>
+          <w:i/>
+          <w:iCs/>
+          <w:color w:val="1A2B4E"/>
+          <w:sz w:val="20"/>
+          <w:szCs w:val="20"/>
+        </w:rPr>
+        <w:t xml:space="preserve">“Is anything unclear about what you actually do day to day?”</w:t>
+      </w:r>
+    </w:p>
+    <w:p>
+      <w:pPr>
+        <w:pBdr>
+          <w:left w:val="single" w:color="F2B705" w:sz="12" w:space="8"/>
+        </w:pBdr>
+        <w:spacing w:after="100" w:before="60"/>
+        <w:ind w:left="360"/>
+      </w:pPr>
+      <w:r>
+        <w:rPr>
+          <w:rFonts w:ascii="Arial" w:cs="Arial" w:eastAsia="Arial" w:hAnsi="Arial"/>
+          <w:b/>
+          <w:bCs/>
+          <w:color w:val="1A2B4E"/>
+          <w:sz w:val="20"/>
+          <w:szCs w:val="20"/>
+        </w:rPr>
+        <w:t xml:space="preserve">Q2: </w:t>
+      </w:r>
+      <w:r>
+        <w:rPr>
+          <w:rFonts w:ascii="Arial" w:cs="Arial" w:eastAsia="Arial" w:hAnsi="Arial"/>
+          <w:i/>
+          <w:iCs/>
+          <w:color w:val="1A2B4E"/>
+          <w:sz w:val="20"/>
+          <w:szCs w:val="20"/>
+        </w:rPr>
+        <w:t xml:space="preserve">“What is worrying you about week one?”</w:t>
       </w:r>
     </w:p>
     <w:p>
@@ -1325,129 +1531,7 @@
           <w:sz w:val="20"/>
           <w:szCs w:val="20"/>
         </w:rPr>
-        <w:t xml:space="preserve">“Project two: our SOPs. We already have them. They are scattered and uneven. I want you to audit what exists, find what is outdated, missing, or not being followed, and reorganize the library so it is usable for training, for daily accountability, and eventually for diligence. You are not writing them from scratch. You are making them real.”</w:t>
-      </w:r>
-    </w:p>
-    <w:p>
-      <w:pPr>
-        <w:pBdr>
-          <w:left w:val="single" w:color="F2B705" w:sz="12" w:space="8"/>
-        </w:pBdr>
-        <w:spacing w:after="100"/>
-        <w:ind w:left="360"/>
-      </w:pPr>
-      <w:r>
-        <w:rPr>
-          <w:rFonts w:ascii="Arial" w:cs="Arial" w:eastAsia="Arial" w:hAnsi="Arial"/>
-          <w:color w:val="1A2B4E"/>
-          <w:sz w:val="20"/>
-          <w:szCs w:val="20"/>
-        </w:rPr>
-        <w:t xml:space="preserve">“Both of these you can do remotely with the access I give you. Neither needs you to run a meeting or manage a person yet.”</w:t>
-      </w:r>
-    </w:p>
-    <w:p>
-      <w:pPr>
-        <w:pBdr>
-          <w:left w:val="single" w:color="F2B705" w:sz="12" w:space="8"/>
-        </w:pBdr>
-        <w:spacing w:after="100" w:before="60"/>
-        <w:ind w:left="360"/>
-      </w:pPr>
-      <w:r>
-        <w:rPr>
-          <w:rFonts w:ascii="Arial" w:cs="Arial" w:eastAsia="Arial" w:hAnsi="Arial"/>
-          <w:b/>
-          <w:bCs/>
-          <w:color w:val="1A2B4E"/>
-          <w:sz w:val="20"/>
-          <w:szCs w:val="20"/>
-        </w:rPr>
-        <w:t xml:space="preserve">Ask: </w:t>
-      </w:r>
-      <w:r>
-        <w:rPr>
-          <w:rFonts w:ascii="Arial" w:cs="Arial" w:eastAsia="Arial" w:hAnsi="Arial"/>
-          <w:i/>
-          <w:iCs/>
-          <w:color w:val="1A2B4E"/>
-          <w:sz w:val="20"/>
-          <w:szCs w:val="20"/>
-        </w:rPr>
-        <w:t xml:space="preserve">“Reading both of those, which would you attack first, and why?”</w:t>
-      </w:r>
-    </w:p>
-    <w:p>
-      <w:pPr>
-        <w:spacing w:after="80" w:before="240"/>
-      </w:pPr>
-      <w:r>
-        <w:rPr>
-          <w:rFonts w:ascii="Arial" w:cs="Arial" w:eastAsia="Arial" w:hAnsi="Arial"/>
-          <w:b/>
-          <w:bCs/>
-          <w:color w:val="F2B705"/>
-          <w:sz w:val="26"/>
-          <w:szCs w:val="26"/>
-        </w:rPr>
-        <w:t xml:space="preserve">5.  </w:t>
-      </w:r>
-      <w:r>
-        <w:rPr>
-          <w:rFonts w:ascii="Arial" w:cs="Arial" w:eastAsia="Arial" w:hAnsi="Arial"/>
-          <w:b/>
-          <w:bCs/>
-          <w:color w:val="1A2B4E"/>
-          <w:sz w:val="26"/>
-          <w:szCs w:val="26"/>
-        </w:rPr>
-        <w:t xml:space="preserve">Cadence, tools, accountability</w:t>
-      </w:r>
-      <w:r>
-        <w:rPr>
-          <w:rFonts w:ascii="Arial" w:cs="Arial" w:eastAsia="Arial" w:hAnsi="Arial"/>
-          <w:i/>
-          <w:iCs/>
-          <w:color w:val="7A8290"/>
-          <w:sz w:val="18"/>
-          <w:szCs w:val="18"/>
-        </w:rPr>
-        <w:t xml:space="preserve">   ~8 min</w:t>
-      </w:r>
-    </w:p>
-    <w:p>
-      <w:pPr>
-        <w:spacing w:after="80"/>
-        <w:ind w:left="360"/>
-      </w:pPr>
-      <w:r>
-        <w:rPr>
-          <w:rFonts w:ascii="Arial" w:cs="Arial" w:eastAsia="Arial" w:hAnsi="Arial"/>
-          <w:i/>
-          <w:iCs/>
-          <w:color w:val="8C95A4"/>
-          <w:sz w:val="18"/>
-          <w:szCs w:val="18"/>
-        </w:rPr>
-        <w:t xml:space="preserve">Hand off the daily checklist and the EOD report link live, on the call.</w:t>
-      </w:r>
-    </w:p>
-    <w:p>
-      <w:pPr>
-        <w:pBdr>
-          <w:left w:val="single" w:color="F2B705" w:sz="12" w:space="8"/>
-        </w:pBdr>
-        <w:spacing w:after="100"/>
-        <w:ind w:left="360"/>
-      </w:pPr>
-      <w:r>
-        <w:rPr>
-          <w:rFonts w:ascii="Arial" w:cs="Arial" w:eastAsia="Arial" w:hAnsi="Arial"/>
-          <w:color w:val="1A2B4E"/>
-          <w:sz w:val="20"/>
-          <w:szCs w:val="20"/>
-        </w:rPr>
-        <w:t xml:space="preserve">“Access to </w:t>
+        <w:t xml:space="preserve">“Next steps: day one is </w:t>
       </w:r>
       <w:r>
         <w:rPr>
@@ -1458,7 +1542,7 @@
           <w:sz w:val="20"/>
           <w:szCs w:val="20"/>
         </w:rPr>
-        <w:t xml:space="preserve">[systems list]</w:t>
+        <w:t xml:space="preserve">[date/time]</w:t>
       </w:r>
       <w:r>
         <w:rPr>
@@ -1467,25 +1551,7 @@
           <w:sz w:val="20"/>
           <w:szCs w:val="20"/>
         </w:rPr>
-        <w:t xml:space="preserve"> will be ready before day one.”</w:t>
-      </w:r>
-    </w:p>
-    <w:p>
-      <w:pPr>
-        <w:pBdr>
-          <w:left w:val="single" w:color="F2B705" w:sz="12" w:space="8"/>
-        </w:pBdr>
-        <w:spacing w:after="100"/>
-        <w:ind w:left="360"/>
-      </w:pPr>
-      <w:r>
-        <w:rPr>
-          <w:rFonts w:ascii="Arial" w:cs="Arial" w:eastAsia="Arial" w:hAnsi="Arial"/>
-          <w:color w:val="1A2B4E"/>
-          <w:sz w:val="20"/>
-          <w:szCs w:val="20"/>
-        </w:rPr>
-        <w:t xml:space="preserve">“Every day you work, you fill out a short end-of-day report. Two minutes. It is how I stay in the loop and how we make sure nothing stalls. Here is the link.”  </w:t>
+        <w:t xml:space="preserve">, your week-one deliverable is due </w:t>
       </w:r>
       <w:r>
         <w:rPr>
@@ -1496,17 +1562,8 @@
           <w:sz w:val="20"/>
           <w:szCs w:val="20"/>
         </w:rPr>
-        <w:t xml:space="preserve">[EOD form link]</w:t>
-      </w:r>
-    </w:p>
-    <w:p>
-      <w:pPr>
-        <w:pBdr>
-          <w:left w:val="single" w:color="F2B705" w:sz="12" w:space="8"/>
-        </w:pBdr>
-        <w:spacing w:after="100"/>
-        <w:ind w:left="360"/>
-      </w:pPr>
+        <w:t xml:space="preserve">[date]</w:t>
+      </w:r>
       <w:r>
         <w:rPr>
           <w:rFonts w:ascii="Arial" w:cs="Arial" w:eastAsia="Arial" w:hAnsi="Arial"/>
@@ -1514,7 +1571,7 @@
           <w:sz w:val="20"/>
           <w:szCs w:val="20"/>
         </w:rPr>
-        <w:t xml:space="preserve">“Here is your daily checklist. Start of day, during, end of day. Follow it until it is habit.”  </w:t>
+        <w:t xml:space="preserve">, and our first 1:1 is </w:t>
       </w:r>
       <w:r>
         <w:rPr>
@@ -1525,17 +1582,8 @@
           <w:sz w:val="20"/>
           <w:szCs w:val="20"/>
         </w:rPr>
-        <w:t xml:space="preserve">[hand off the checklist]</w:t>
-      </w:r>
-    </w:p>
-    <w:p>
-      <w:pPr>
-        <w:pBdr>
-          <w:left w:val="single" w:color="F2B705" w:sz="12" w:space="8"/>
-        </w:pBdr>
-        <w:spacing w:after="100"/>
-        <w:ind w:left="360"/>
-      </w:pPr>
+        <w:t xml:space="preserve">[date/time]</w:t>
+      </w:r>
       <w:r>
         <w:rPr>
           <w:rFonts w:ascii="Arial" w:cs="Arial" w:eastAsia="Arial" w:hAnsi="Arial"/>
@@ -1543,391 +1591,7 @@
           <w:sz w:val="20"/>
           <w:szCs w:val="20"/>
         </w:rPr>
-        <w:t xml:space="preserve">“We will do a weekly 1:1, </w:t>
-      </w:r>
-      <w:r>
-        <w:rPr>
-          <w:rFonts w:ascii="Arial" w:cs="Arial" w:eastAsia="Arial" w:hAnsi="Arial"/>
-          <w:b/>
-          <w:bCs/>
-          <w:color w:val="F2B705"/>
-          <w:sz w:val="20"/>
-          <w:szCs w:val="20"/>
-        </w:rPr>
-        <w:t xml:space="preserve">[day/time]</w:t>
-      </w:r>
-      <w:r>
-        <w:rPr>
-          <w:rFonts w:ascii="Arial" w:cs="Arial" w:eastAsia="Arial" w:hAnsi="Arial"/>
-          <w:color w:val="1A2B4E"/>
-          <w:sz w:val="20"/>
-          <w:szCs w:val="20"/>
-        </w:rPr>
-        <w:t xml:space="preserve">, 30 minutes, Zoom. Day to day reach me on </w:t>
-      </w:r>
-      <w:r>
-        <w:rPr>
-          <w:rFonts w:ascii="Arial" w:cs="Arial" w:eastAsia="Arial" w:hAnsi="Arial"/>
-          <w:b/>
-          <w:bCs/>
-          <w:color w:val="F2B705"/>
-          <w:sz w:val="20"/>
-          <w:szCs w:val="20"/>
-        </w:rPr>
-        <w:t xml:space="preserve">[channel]</w:t>
-      </w:r>
-      <w:r>
-        <w:rPr>
-          <w:rFonts w:ascii="Arial" w:cs="Arial" w:eastAsia="Arial" w:hAnsi="Arial"/>
-          <w:color w:val="1A2B4E"/>
-          <w:sz w:val="20"/>
-          <w:szCs w:val="20"/>
-        </w:rPr>
-        <w:t xml:space="preserve">. Urgent, just call.”</w:t>
-      </w:r>
-    </w:p>
-    <w:p>
-      <w:pPr>
-        <w:spacing w:after="80" w:before="240"/>
-      </w:pPr>
-      <w:r>
-        <w:rPr>
-          <w:rFonts w:ascii="Arial" w:cs="Arial" w:eastAsia="Arial" w:hAnsi="Arial"/>
-          <w:b/>
-          <w:bCs/>
-          <w:color w:val="F2B705"/>
-          <w:sz w:val="26"/>
-          <w:szCs w:val="26"/>
-        </w:rPr>
-        <w:t xml:space="preserve">6.  </w:t>
-      </w:r>
-      <w:r>
-        <w:rPr>
-          <w:rFonts w:ascii="Arial" w:cs="Arial" w:eastAsia="Arial" w:hAnsi="Arial"/>
-          <w:b/>
-          <w:bCs/>
-          <w:color w:val="1A2B4E"/>
-          <w:sz w:val="26"/>
-          <w:szCs w:val="26"/>
-        </w:rPr>
-        <w:t xml:space="preserve">Your week-one deliverable</w:t>
-      </w:r>
-      <w:r>
-        <w:rPr>
-          <w:rFonts w:ascii="Arial" w:cs="Arial" w:eastAsia="Arial" w:hAnsi="Arial"/>
-          <w:i/>
-          <w:iCs/>
-          <w:color w:val="7A8290"/>
-          <w:sz w:val="18"/>
-          <w:szCs w:val="18"/>
-        </w:rPr>
-        <w:t xml:space="preserve">   ~5 min</w:t>
-      </w:r>
-    </w:p>
-    <w:p>
-      <w:pPr>
-        <w:pBdr>
-          <w:left w:val="single" w:color="F2B705" w:sz="12" w:space="8"/>
-        </w:pBdr>
-        <w:spacing w:after="100"/>
-        <w:ind w:left="360"/>
-      </w:pPr>
-      <w:r>
-        <w:rPr>
-          <w:rFonts w:ascii="Arial" w:cs="Arial" w:eastAsia="Arial" w:hAnsi="Arial"/>
-          <w:color w:val="1A2B4E"/>
-          <w:sz w:val="20"/>
-          <w:szCs w:val="20"/>
-        </w:rPr>
-        <w:t xml:space="preserve">“By the end of your first week I want one page. Two things on it. First, an inventory of every SOP that exists today: name, where it lives, last updated, who owns it. Second, a first rough outline of the PE diligence checklist from your own research. Rough is fine. I want to see how you organize and how you research.”</w:t>
-      </w:r>
-    </w:p>
-    <w:p>
-      <w:pPr>
-        <w:spacing w:after="80" w:before="240"/>
-      </w:pPr>
-      <w:r>
-        <w:rPr>
-          <w:rFonts w:ascii="Arial" w:cs="Arial" w:eastAsia="Arial" w:hAnsi="Arial"/>
-          <w:b/>
-          <w:bCs/>
-          <w:color w:val="F2B705"/>
-          <w:sz w:val="26"/>
-          <w:szCs w:val="26"/>
-        </w:rPr>
-        <w:t xml:space="preserve">7.  </w:t>
-      </w:r>
-      <w:r>
-        <w:rPr>
-          <w:rFonts w:ascii="Arial" w:cs="Arial" w:eastAsia="Arial" w:hAnsi="Arial"/>
-          <w:b/>
-          <w:bCs/>
-          <w:color w:val="1A2B4E"/>
-          <w:sz w:val="26"/>
-          <w:szCs w:val="26"/>
-        </w:rPr>
-        <w:t xml:space="preserve">The path: internship to ownership</w:t>
-      </w:r>
-      <w:r>
-        <w:rPr>
-          <w:rFonts w:ascii="Arial" w:cs="Arial" w:eastAsia="Arial" w:hAnsi="Arial"/>
-          <w:i/>
-          <w:iCs/>
-          <w:color w:val="7A8290"/>
-          <w:sz w:val="18"/>
-          <w:szCs w:val="18"/>
-        </w:rPr>
-        <w:t xml:space="preserve">   ~3 min</w:t>
-      </w:r>
-    </w:p>
-    <w:p>
-      <w:pPr>
-        <w:pBdr>
-          <w:left w:val="single" w:color="F2B705" w:sz="12" w:space="8"/>
-        </w:pBdr>
-        <w:spacing w:after="100"/>
-        <w:ind w:left="360"/>
-      </w:pPr>
-      <w:r>
-        <w:rPr>
-          <w:rFonts w:ascii="Arial" w:cs="Arial" w:eastAsia="Arial" w:hAnsi="Arial"/>
-          <w:color w:val="1A2B4E"/>
-          <w:sz w:val="20"/>
-          <w:szCs w:val="20"/>
-        </w:rPr>
-        <w:t xml:space="preserve">“If the projects land and the fit is there, this converts to the full Internal Operations Manager role, and over a two to three year arc it can grow into a COO-type seat. That is conditional, not promised. The internship is how we both find out.”</w:t>
-      </w:r>
-    </w:p>
-    <w:p>
-      <w:pPr>
-        <w:spacing w:after="80" w:before="240"/>
-      </w:pPr>
-      <w:r>
-        <w:rPr>
-          <w:rFonts w:ascii="Arial" w:cs="Arial" w:eastAsia="Arial" w:hAnsi="Arial"/>
-          <w:b/>
-          <w:bCs/>
-          <w:color w:val="F2B705"/>
-          <w:sz w:val="26"/>
-          <w:szCs w:val="26"/>
-        </w:rPr>
-        <w:t xml:space="preserve">8.  </w:t>
-      </w:r>
-      <w:r>
-        <w:rPr>
-          <w:rFonts w:ascii="Arial" w:cs="Arial" w:eastAsia="Arial" w:hAnsi="Arial"/>
-          <w:b/>
-          <w:bCs/>
-          <w:color w:val="1A2B4E"/>
-          <w:sz w:val="26"/>
-          <w:szCs w:val="26"/>
-        </w:rPr>
-        <w:t xml:space="preserve">Gut-check and close</w:t>
-      </w:r>
-      <w:r>
-        <w:rPr>
-          <w:rFonts w:ascii="Arial" w:cs="Arial" w:eastAsia="Arial" w:hAnsi="Arial"/>
-          <w:i/>
-          <w:iCs/>
-          <w:color w:val="7A8290"/>
-          <w:sz w:val="18"/>
-          <w:szCs w:val="18"/>
-        </w:rPr>
-        <w:t xml:space="preserve">   ~2 min</w:t>
-      </w:r>
-    </w:p>
-    <w:p>
-      <w:pPr>
-        <w:spacing w:after="80"/>
-        <w:ind w:left="360"/>
-      </w:pPr>
-      <w:r>
-        <w:rPr>
-          <w:rFonts w:ascii="Arial" w:cs="Arial" w:eastAsia="Arial" w:hAnsi="Arial"/>
-          <w:i/>
-          <w:iCs/>
-          <w:color w:val="8C95A4"/>
-          <w:sz w:val="18"/>
-          <w:szCs w:val="18"/>
-        </w:rPr>
-        <w:t xml:space="preserve">Most important two questions. Ask them, then stop talking.</w:t>
-      </w:r>
-    </w:p>
-    <w:p>
-      <w:pPr>
-        <w:pBdr>
-          <w:left w:val="single" w:color="F2B705" w:sz="12" w:space="8"/>
-        </w:pBdr>
-        <w:spacing w:after="100" w:before="60"/>
-        <w:ind w:left="360"/>
-      </w:pPr>
-      <w:r>
-        <w:rPr>
-          <w:rFonts w:ascii="Arial" w:cs="Arial" w:eastAsia="Arial" w:hAnsi="Arial"/>
-          <w:b/>
-          <w:bCs/>
-          <w:color w:val="1A2B4E"/>
-          <w:sz w:val="20"/>
-          <w:szCs w:val="20"/>
-        </w:rPr>
-        <w:t xml:space="preserve">Q1: </w:t>
-      </w:r>
-      <w:r>
-        <w:rPr>
-          <w:rFonts w:ascii="Arial" w:cs="Arial" w:eastAsia="Arial" w:hAnsi="Arial"/>
-          <w:i/>
-          <w:iCs/>
-          <w:color w:val="1A2B4E"/>
-          <w:sz w:val="20"/>
-          <w:szCs w:val="20"/>
-        </w:rPr>
-        <w:t xml:space="preserve">“Is there anything that would make you not start?”</w:t>
-      </w:r>
-    </w:p>
-    <w:p>
-      <w:pPr>
-        <w:spacing w:after="80"/>
-        <w:ind w:left="360"/>
-      </w:pPr>
-      <w:r>
-        <w:rPr>
-          <w:rFonts w:ascii="Arial" w:cs="Arial" w:eastAsia="Arial" w:hAnsi="Arial"/>
-          <w:i/>
-          <w:iCs/>
-          <w:color w:val="8C95A4"/>
-          <w:sz w:val="18"/>
-          <w:szCs w:val="18"/>
-        </w:rPr>
-        <w:t xml:space="preserve">Pause. Do not fill the silence.</w:t>
-      </w:r>
-    </w:p>
-    <w:p>
-      <w:pPr>
-        <w:pBdr>
-          <w:left w:val="single" w:color="F2B705" w:sz="12" w:space="8"/>
-        </w:pBdr>
-        <w:spacing w:after="100" w:before="60"/>
-        <w:ind w:left="360"/>
-      </w:pPr>
-      <w:r>
-        <w:rPr>
-          <w:rFonts w:ascii="Arial" w:cs="Arial" w:eastAsia="Arial" w:hAnsi="Arial"/>
-          <w:b/>
-          <w:bCs/>
-          <w:color w:val="1A2B4E"/>
-          <w:sz w:val="20"/>
-          <w:szCs w:val="20"/>
-        </w:rPr>
-        <w:t xml:space="preserve">Q2: </w:t>
-      </w:r>
-      <w:r>
-        <w:rPr>
-          <w:rFonts w:ascii="Arial" w:cs="Arial" w:eastAsia="Arial" w:hAnsi="Arial"/>
-          <w:i/>
-          <w:iCs/>
-          <w:color w:val="1A2B4E"/>
-          <w:sz w:val="20"/>
-          <w:szCs w:val="20"/>
-        </w:rPr>
-        <w:t xml:space="preserve">“What is worrying you most about the first month?”</w:t>
-      </w:r>
-    </w:p>
-    <w:p>
-      <w:pPr>
-        <w:pBdr>
-          <w:left w:val="single" w:color="F2B705" w:sz="12" w:space="8"/>
-        </w:pBdr>
-        <w:spacing w:after="100"/>
-        <w:ind w:left="360"/>
-      </w:pPr>
-      <w:r>
-        <w:rPr>
-          <w:rFonts w:ascii="Arial" w:cs="Arial" w:eastAsia="Arial" w:hAnsi="Arial"/>
-          <w:color w:val="1A2B4E"/>
-          <w:sz w:val="20"/>
-          <w:szCs w:val="20"/>
-        </w:rPr>
-        <w:t xml:space="preserve">“Last thing, let me lock our next steps: offer and NDA back by </w:t>
-      </w:r>
-      <w:r>
-        <w:rPr>
-          <w:rFonts w:ascii="Arial" w:cs="Arial" w:eastAsia="Arial" w:hAnsi="Arial"/>
-          <w:b/>
-          <w:bCs/>
-          <w:color w:val="F2B705"/>
-          <w:sz w:val="20"/>
-          <w:szCs w:val="20"/>
-        </w:rPr>
-        <w:t xml:space="preserve">[date]</w:t>
-      </w:r>
-      <w:r>
-        <w:rPr>
-          <w:rFonts w:ascii="Arial" w:cs="Arial" w:eastAsia="Arial" w:hAnsi="Arial"/>
-          <w:color w:val="1A2B4E"/>
-          <w:sz w:val="20"/>
-          <w:szCs w:val="20"/>
-        </w:rPr>
-        <w:t xml:space="preserve">, day one is </w:t>
-      </w:r>
-      <w:r>
-        <w:rPr>
-          <w:rFonts w:ascii="Arial" w:cs="Arial" w:eastAsia="Arial" w:hAnsi="Arial"/>
-          <w:b/>
-          <w:bCs/>
-          <w:color w:val="F2B705"/>
-          <w:sz w:val="20"/>
-          <w:szCs w:val="20"/>
-        </w:rPr>
-        <w:t xml:space="preserve">[date/time]</w:t>
-      </w:r>
-      <w:r>
-        <w:rPr>
-          <w:rFonts w:ascii="Arial" w:cs="Arial" w:eastAsia="Arial" w:hAnsi="Arial"/>
-          <w:color w:val="1A2B4E"/>
-          <w:sz w:val="20"/>
-          <w:szCs w:val="20"/>
-        </w:rPr>
-        <w:t xml:space="preserve">, first deliverable due </w:t>
-      </w:r>
-      <w:r>
-        <w:rPr>
-          <w:rFonts w:ascii="Arial" w:cs="Arial" w:eastAsia="Arial" w:hAnsi="Arial"/>
-          <w:b/>
-          <w:bCs/>
-          <w:color w:val="F2B705"/>
-          <w:sz w:val="20"/>
-          <w:szCs w:val="20"/>
-        </w:rPr>
-        <w:t xml:space="preserve">[date]</w:t>
-      </w:r>
-      <w:r>
-        <w:rPr>
-          <w:rFonts w:ascii="Arial" w:cs="Arial" w:eastAsia="Arial" w:hAnsi="Arial"/>
-          <w:color w:val="1A2B4E"/>
-          <w:sz w:val="20"/>
-          <w:szCs w:val="20"/>
-        </w:rPr>
-        <w:t xml:space="preserve">, and our first 1:1 is </w:t>
-      </w:r>
-      <w:r>
-        <w:rPr>
-          <w:rFonts w:ascii="Arial" w:cs="Arial" w:eastAsia="Arial" w:hAnsi="Arial"/>
-          <w:b/>
-          <w:bCs/>
-          <w:color w:val="F2B705"/>
-          <w:sz w:val="20"/>
-          <w:szCs w:val="20"/>
-        </w:rPr>
-        <w:t xml:space="preserve">[date/time]</w:t>
-      </w:r>
-      <w:r>
-        <w:rPr>
-          <w:rFonts w:ascii="Arial" w:cs="Arial" w:eastAsia="Arial" w:hAnsi="Arial"/>
-          <w:color w:val="1A2B4E"/>
-          <w:sz w:val="20"/>
-          <w:szCs w:val="20"/>
-        </w:rPr>
-        <w:t xml:space="preserve">.”</w:t>
+        <w:t xml:space="preserve">. I will send calendar invites.”</w:t>
       </w:r>
     </w:p>
     <w:p>
@@ -1935,7 +1599,7 @@
         <w:pStyle w:val="Heading1"/>
       </w:pPr>
       <w:r>
-        <w:t xml:space="preserve">Opening Script</w:t>
+        <w:t xml:space="preserve">Your Day-to-Day</w:t>
       </w:r>
     </w:p>
     <w:p>
@@ -1950,110 +1614,7 @@
           <w:sz w:val="20"/>
           <w:szCs w:val="20"/>
         </w:rPr>
-        <w:t xml:space="preserve">A way to open the call so the intern-vs-senior reframe lands in the first sixty seconds.</w:t>
-      </w:r>
-    </w:p>
-    <w:tbl>
-      <w:tblPr>
-        <w:tblW w:type="dxa" w:w="10280"/>
-        <w:tblBorders>
-          <w:top w:val="single" w:color="auto" w:sz="4"/>
-          <w:left w:val="single" w:color="auto" w:sz="4"/>
-          <w:bottom w:val="single" w:color="auto" w:sz="4"/>
-          <w:right w:val="single" w:color="auto" w:sz="4"/>
-          <w:insideH w:val="single" w:color="auto" w:sz="4"/>
-          <w:insideV w:val="single" w:color="auto" w:sz="4"/>
-        </w:tblBorders>
-      </w:tblPr>
-      <w:tblGrid>
-        <w:gridCol w:w="10280"/>
-      </w:tblGrid>
-      <w:tr>
-        <w:tc>
-          <w:tcPr>
-            <w:tcW w:type="dxa" w:w="10280"/>
-            <w:tcBorders>
-              <w:top w:val="none"/>
-              <w:left w:val="single" w:color="F2B705" w:sz="18" w:space="12"/>
-              <w:bottom w:val="none"/>
-              <w:right w:val="none"/>
-            </w:tcBorders>
-            <w:shd w:fill="FFF8E2" w:val="clear"/>
-            <w:tcMar>
-              <w:top w:type="dxa" w:w="160"/>
-              <w:left w:type="dxa" w:w="220"/>
-              <w:bottom w:type="dxa" w:w="160"/>
-              <w:right w:type="dxa" w:w="200"/>
-            </w:tcMar>
-          </w:tcPr>
-          <w:p>
-            <w:pPr>
-              <w:spacing w:after="120"/>
-            </w:pPr>
-            <w:r>
-              <w:rPr>
-                <w:i/>
-                <w:iCs/>
-                <w:color w:val="1A2B4E"/>
-                <w:sz w:val="22"/>
-                <w:szCs w:val="22"/>
-              </w:rPr>
-              <w:t xml:space="preserve">“Aman, glad we are doing this. Before anything else I want to be clear about one thing, because it matters. The role description you read is the long-term seat, the senior Internal Operations job. That is where this can go. It is not what I am putting on your plate this summer.</w:t>
-            </w:r>
-          </w:p>
-          <w:p>
-            <w:pPr>
-              <w:spacing w:after="120"/>
-            </w:pPr>
-            <w:r>
-              <w:rPr>
-                <w:i/>
-                <w:iCs/>
-                <w:color w:val="1A2B4E"/>
-                <w:sz w:val="22"/>
-                <w:szCs w:val="22"/>
-              </w:rPr>
-              <w:t xml:space="preserve">Right now you are an intern with limited hours, and your job is simpler and sharper than that whole document. Get deep on how this business actually runs, and do two or three projects so well that they make a real difference. That is it. Nobody expects you to run the back office on day one.</w:t>
-            </w:r>
-          </w:p>
-          <w:p>
-            <w:pPr>
-              <w:spacing w:after="0"/>
-            </w:pPr>
-            <w:r>
-              <w:rPr>
-                <w:i/>
-                <w:iCs/>
-                <w:color w:val="1A2B4E"/>
-                <w:sz w:val="22"/>
-                <w:szCs w:val="22"/>
-              </w:rPr>
-              <w:t xml:space="preserve">If it goes well, the path to that bigger seat is real, and we will both know a lot more in ninety days. Sound good? Then let me walk you through how I want to use our time today.”</w:t>
-            </w:r>
-          </w:p>
-        </w:tc>
-      </w:tr>
-    </w:tbl>
-    <w:p>
-      <w:pPr>
-        <w:pStyle w:val="Heading1"/>
-      </w:pPr>
-      <w:r>
-        <w:t xml:space="preserve">First-Week Assignment</w:t>
-      </w:r>
-    </w:p>
-    <w:p>
-      <w:pPr>
-        <w:spacing w:after="120" w:before="0"/>
-      </w:pPr>
-      <w:r>
-        <w:rPr>
-          <w:b w:val="false"/>
-          <w:bCs w:val="false"/>
-          <w:i w:val="false"/>
-          <w:iCs w:val="false"/>
-        </w:rPr>
-        <w:t xml:space="preserve">One page, two artifacts, due end of week one. Keep it to about 20 hours. Inventory and research only, no system changes and no meetings to run.</w:t>
+        <w:t xml:space="preserve">Run this loop every day you work. About four hours, on your own schedule.</w:t>
       </w:r>
     </w:p>
     <w:p>
@@ -2066,7 +1627,7 @@
         <w:spacing w:after="60"/>
       </w:pPr>
       <w:r>
-        <w:t xml:space="preserve">SOP inventory: every SOP that exists today, in a simple table. Name, where it lives, last updated, owner. The point is a complete picture of what we have.</w:t>
+        <w:t xml:space="preserve">Open the Internal Operations folder in Google Drive and your task sheet.</w:t>
       </w:r>
     </w:p>
     <w:p>
@@ -2079,7 +1640,59 @@
         <w:spacing w:after="60"/>
       </w:pPr>
       <w:r>
-        <w:t xml:space="preserve">PE diligence checklist v0: a rough outline, from his own research, of what a buyer of a home services or trades company expects to see in diligence. Categories and line items. Rough is the goal; it shows how he organizes and researches.</w:t>
+        <w:t xml:space="preserve">Check email and texts from Daniel since you last worked. Reply to the quick ones.</w:t>
+      </w:r>
+    </w:p>
+    <w:p>
+      <w:pPr>
+        <w:pStyle w:val="ListParagraph"/>
+        <w:numPr>
+          <w:ilvl w:val="0"/>
+          <w:numId w:val="2"/>
+        </w:numPr>
+        <w:spacing w:after="60"/>
+      </w:pPr>
+      <w:r>
+        <w:t xml:space="preserve">In your task sheet, pick the one or two tasks you will finish this session. Mark them In Progress.</w:t>
+      </w:r>
+    </w:p>
+    <w:p>
+      <w:pPr>
+        <w:pStyle w:val="ListParagraph"/>
+        <w:numPr>
+          <w:ilvl w:val="0"/>
+          <w:numId w:val="2"/>
+        </w:numPr>
+        <w:spacing w:after="60"/>
+      </w:pPr>
+      <w:r>
+        <w:t xml:space="preserve">Do the work. Save everything in the right Drive folder, named clearly (date plus what it is).</w:t>
+      </w:r>
+    </w:p>
+    <w:p>
+      <w:pPr>
+        <w:pStyle w:val="ListParagraph"/>
+        <w:numPr>
+          <w:ilvl w:val="0"/>
+          <w:numId w:val="2"/>
+        </w:numPr>
+        <w:spacing w:after="60"/>
+      </w:pPr>
+      <w:r>
+        <w:t xml:space="preserve">Update your task sheet and any trackers: Done, In Progress, or Blocked with a note.</w:t>
+      </w:r>
+    </w:p>
+    <w:p>
+      <w:pPr>
+        <w:pStyle w:val="ListParagraph"/>
+        <w:numPr>
+          <w:ilvl w:val="0"/>
+          <w:numId w:val="2"/>
+        </w:numPr>
+        <w:spacing w:after="60"/>
+      </w:pPr>
+      <w:r>
+        <w:t xml:space="preserve">Submit your end-of-day report before you log off.</w:t>
       </w:r>
     </w:p>
     <w:p>
@@ -2087,7 +1700,80 @@
         <w:pStyle w:val="Heading1"/>
       </w:pPr>
       <w:r>
-        <w:t xml:space="preserve">30-Day Internship Plan</w:t>
+        <w:t xml:space="preserve">Your Weekly Rhythm</w:t>
+      </w:r>
+    </w:p>
+    <w:p>
+      <w:pPr>
+        <w:pStyle w:val="ListParagraph"/>
+        <w:numPr>
+          <w:ilvl w:val="0"/>
+          <w:numId w:val="3"/>
+        </w:numPr>
+        <w:spacing w:after="60"/>
+      </w:pPr>
+      <w:r>
+        <w:t xml:space="preserve">About 20 hours a week, on your own schedule. Send Daniel your rough working days each week.</w:t>
+      </w:r>
+    </w:p>
+    <w:p>
+      <w:pPr>
+        <w:pStyle w:val="ListParagraph"/>
+        <w:numPr>
+          <w:ilvl w:val="0"/>
+          <w:numId w:val="3"/>
+        </w:numPr>
+        <w:spacing w:after="60"/>
+      </w:pPr>
+      <w:r>
+        <w:t xml:space="preserve">Weekly 1:1 with Daniel, 30 minutes, [day/time].</w:t>
+      </w:r>
+    </w:p>
+    <w:p>
+      <w:pPr>
+        <w:pStyle w:val="ListParagraph"/>
+        <w:numPr>
+          <w:ilvl w:val="0"/>
+          <w:numId w:val="3"/>
+        </w:numPr>
+        <w:spacing w:after="60"/>
+      </w:pPr>
+      <w:r>
+        <w:t xml:space="preserve">End-of-day report every day you work.</w:t>
+      </w:r>
+    </w:p>
+    <w:p>
+      <w:pPr>
+        <w:pStyle w:val="ListParagraph"/>
+        <w:numPr>
+          <w:ilvl w:val="0"/>
+          <w:numId w:val="3"/>
+        </w:numPr>
+        <w:spacing w:after="60"/>
+      </w:pPr>
+      <w:r>
+        <w:t xml:space="preserve">Bring at least one improvement idea each week.</w:t>
+      </w:r>
+    </w:p>
+    <w:p>
+      <w:pPr>
+        <w:pStyle w:val="ListParagraph"/>
+        <w:numPr>
+          <w:ilvl w:val="0"/>
+          <w:numId w:val="3"/>
+        </w:numPr>
+        <w:spacing w:after="60"/>
+      </w:pPr>
+      <w:r>
+        <w:t xml:space="preserve">Friday: skim your task sheet, update your project tracker, flag anything for the 1:1.</w:t>
+      </w:r>
+    </w:p>
+    <w:p>
+      <w:pPr>
+        <w:pStyle w:val="Heading1"/>
+      </w:pPr>
+      <w:r>
+        <w:t xml:space="preserve">Your First Tasks  ·  Week 1</w:t>
       </w:r>
     </w:p>
     <w:p>
@@ -2102,7 +1788,304 @@
           <w:sz w:val="20"/>
           <w:szCs w:val="20"/>
         </w:rPr>
-        <w:t xml:space="preserve">About 20 hours per week, milestone-based. Ladders straight into Phase 1 (Onboard &amp; Listen) of the role description.</w:t>
+        <w:t xml:space="preserve">A starter list. Track each item in your task sheet. Then add at least three of your own.</w:t>
+      </w:r>
+    </w:p>
+    <w:p>
+      <w:pPr>
+        <w:pStyle w:val="Heading2"/>
+      </w:pPr>
+      <w:r>
+        <w:t xml:space="preserve">Setup</w:t>
+      </w:r>
+    </w:p>
+    <w:p>
+      <w:pPr>
+        <w:spacing w:after="70"/>
+        <w:ind w:left="360"/>
+      </w:pPr>
+      <w:r>
+        <w:rPr>
+          <w:color w:val="1A2B4E"/>
+          <w:sz w:val="24"/>
+          <w:szCs w:val="24"/>
+        </w:rPr>
+        <w:t xml:space="preserve">☐  </w:t>
+      </w:r>
+      <w:r>
+        <w:rPr>
+          <w:color w:val="1A2B4E"/>
+          <w:sz w:val="22"/>
+          <w:szCs w:val="22"/>
+        </w:rPr>
+        <w:t xml:space="preserve">Accept Google Workspace access and confirm you can open the Internal Operations Drive folder.</w:t>
+      </w:r>
+    </w:p>
+    <w:p>
+      <w:pPr>
+        <w:spacing w:after="70"/>
+        <w:ind w:left="360"/>
+      </w:pPr>
+      <w:r>
+        <w:rPr>
+          <w:color w:val="1A2B4E"/>
+          <w:sz w:val="24"/>
+          <w:szCs w:val="24"/>
+        </w:rPr>
+        <w:t xml:space="preserve">☐  </w:t>
+      </w:r>
+      <w:r>
+        <w:rPr>
+          <w:color w:val="1A2B4E"/>
+          <w:sz w:val="22"/>
+          <w:szCs w:val="22"/>
+        </w:rPr>
+        <w:t xml:space="preserve">Make your task tracker: a simple Google Sheet with columns Task, Project, Status, Notes, Link. Create your working subfolders in Drive.</w:t>
+      </w:r>
+    </w:p>
+    <w:p>
+      <w:pPr>
+        <w:spacing w:after="70"/>
+        <w:ind w:left="360"/>
+      </w:pPr>
+      <w:r>
+        <w:rPr>
+          <w:color w:val="1A2B4E"/>
+          <w:sz w:val="24"/>
+          <w:szCs w:val="24"/>
+        </w:rPr>
+        <w:t xml:space="preserve">☐  </w:t>
+      </w:r>
+      <w:r>
+        <w:rPr>
+          <w:color w:val="1A2B4E"/>
+          <w:sz w:val="22"/>
+          <w:szCs w:val="22"/>
+        </w:rPr>
+        <w:t xml:space="preserve">30-minute intro call with Charles, the Field Operations Manager. Peer to peer, no Daniel needed.</w:t>
+      </w:r>
+    </w:p>
+    <w:p>
+      <w:pPr>
+        <w:pStyle w:val="Heading2"/>
+      </w:pPr>
+      <w:r>
+        <w:t xml:space="preserve">Project 1  ·  SOP audit (organize what we already have)</w:t>
+      </w:r>
+    </w:p>
+    <w:p>
+      <w:pPr>
+        <w:spacing w:after="70"/>
+        <w:ind w:left="360"/>
+      </w:pPr>
+      <w:r>
+        <w:rPr>
+          <w:color w:val="1A2B4E"/>
+          <w:sz w:val="24"/>
+          <w:szCs w:val="24"/>
+        </w:rPr>
+        <w:t xml:space="preserve">☐  </w:t>
+      </w:r>
+      <w:r>
+        <w:rPr>
+          <w:color w:val="1A2B4E"/>
+          <w:sz w:val="22"/>
+          <w:szCs w:val="22"/>
+        </w:rPr>
+        <w:t xml:space="preserve">Find every place SOPs and process docs currently live: Drive, Cowork, HouseCall Pro, email, anywhere. List the locations.</w:t>
+      </w:r>
+    </w:p>
+    <w:p>
+      <w:pPr>
+        <w:spacing w:after="70"/>
+        <w:ind w:left="360"/>
+      </w:pPr>
+      <w:r>
+        <w:rPr>
+          <w:color w:val="1A2B4E"/>
+          <w:sz w:val="24"/>
+          <w:szCs w:val="24"/>
+        </w:rPr>
+        <w:t xml:space="preserve">☐  </w:t>
+      </w:r>
+      <w:r>
+        <w:rPr>
+          <w:color w:val="1A2B4E"/>
+          <w:sz w:val="22"/>
+          <w:szCs w:val="22"/>
+        </w:rPr>
+        <w:t xml:space="preserve">Build an SOP inventory in a sheet: name, where it lives, last updated, owner, format.</w:t>
+      </w:r>
+    </w:p>
+    <w:p>
+      <w:pPr>
+        <w:spacing w:after="70"/>
+        <w:ind w:left="360"/>
+      </w:pPr>
+      <w:r>
+        <w:rPr>
+          <w:color w:val="1A2B4E"/>
+          <w:sz w:val="24"/>
+          <w:szCs w:val="24"/>
+        </w:rPr>
+        <w:t xml:space="preserve">☐  </w:t>
+      </w:r>
+      <w:r>
+        <w:rPr>
+          <w:color w:val="1A2B4E"/>
+          <w:sz w:val="22"/>
+          <w:szCs w:val="22"/>
+        </w:rPr>
+        <w:t xml:space="preserve">Mark each one: looks current, looks outdated, or can't tell. Note any obvious gaps.</w:t>
+      </w:r>
+    </w:p>
+    <w:p>
+      <w:pPr>
+        <w:pStyle w:val="Heading2"/>
+      </w:pPr>
+      <w:r>
+        <w:t xml:space="preserve">Project 2  ·  PE diligence checklist (research only)</w:t>
+      </w:r>
+    </w:p>
+    <w:p>
+      <w:pPr>
+        <w:spacing w:after="70"/>
+        <w:ind w:left="360"/>
+      </w:pPr>
+      <w:r>
+        <w:rPr>
+          <w:color w:val="1A2B4E"/>
+          <w:sz w:val="24"/>
+          <w:szCs w:val="24"/>
+        </w:rPr>
+        <w:t xml:space="preserve">☐  </w:t>
+      </w:r>
+      <w:r>
+        <w:rPr>
+          <w:color w:val="1A2B4E"/>
+          <w:sz w:val="22"/>
+          <w:szCs w:val="22"/>
+        </w:rPr>
+        <w:t xml:space="preserve">Research what a buyer of a home-services or trades business wants to see in diligence. Use three or four credible sources and save the links.</w:t>
+      </w:r>
+    </w:p>
+    <w:p>
+      <w:pPr>
+        <w:spacing w:after="70"/>
+        <w:ind w:left="360"/>
+      </w:pPr>
+      <w:r>
+        <w:rPr>
+          <w:color w:val="1A2B4E"/>
+          <w:sz w:val="24"/>
+          <w:szCs w:val="24"/>
+        </w:rPr>
+        <w:t xml:space="preserve">☐  </w:t>
+      </w:r>
+      <w:r>
+        <w:rPr>
+          <w:color w:val="1A2B4E"/>
+          <w:sz w:val="22"/>
+          <w:szCs w:val="22"/>
+        </w:rPr>
+        <w:t xml:space="preserve">Draft the checklist categories: financials, operations, legal, customers, team and HR, systems, and so on.</w:t>
+      </w:r>
+    </w:p>
+    <w:p>
+      <w:pPr>
+        <w:spacing w:after="70"/>
+        <w:ind w:left="360"/>
+      </w:pPr>
+      <w:r>
+        <w:rPr>
+          <w:color w:val="1A2B4E"/>
+          <w:sz w:val="24"/>
+          <w:szCs w:val="24"/>
+        </w:rPr>
+        <w:t xml:space="preserve">☐  </w:t>
+      </w:r>
+      <w:r>
+        <w:rPr>
+          <w:color w:val="1A2B4E"/>
+          <w:sz w:val="22"/>
+          <w:szCs w:val="22"/>
+        </w:rPr>
+        <w:t xml:space="preserve">List the line items under each category. Rough is fine.</w:t>
+      </w:r>
+    </w:p>
+    <w:p>
+      <w:pPr>
+        <w:pStyle w:val="Heading2"/>
+      </w:pPr>
+      <w:r>
+        <w:t xml:space="preserve">Wrap the week</w:t>
+      </w:r>
+    </w:p>
+    <w:p>
+      <w:pPr>
+        <w:spacing w:after="70"/>
+        <w:ind w:left="360"/>
+      </w:pPr>
+      <w:r>
+        <w:rPr>
+          <w:color w:val="1A2B4E"/>
+          <w:sz w:val="24"/>
+          <w:szCs w:val="24"/>
+        </w:rPr>
+        <w:t xml:space="preserve">☐  </w:t>
+      </w:r>
+      <w:r>
+        <w:rPr>
+          <w:color w:val="1A2B4E"/>
+          <w:sz w:val="22"/>
+          <w:szCs w:val="22"/>
+        </w:rPr>
+        <w:t xml:space="preserve">Put the SOP inventory and the diligence checklist v0 on one page. That is your week-one deliverable for Daniel.</w:t>
+      </w:r>
+    </w:p>
+    <w:p>
+      <w:pPr>
+        <w:spacing w:after="70"/>
+        <w:ind w:left="360"/>
+      </w:pPr>
+      <w:r>
+        <w:rPr>
+          <w:color w:val="1A2B4E"/>
+          <w:sz w:val="24"/>
+          <w:szCs w:val="24"/>
+        </w:rPr>
+        <w:t xml:space="preserve">☐  </w:t>
+      </w:r>
+      <w:r>
+        <w:rPr>
+          <w:color w:val="1A2B4E"/>
+          <w:sz w:val="22"/>
+          <w:szCs w:val="22"/>
+        </w:rPr>
+        <w:t xml:space="preserve">Add at least three tasks of your own that you think belong on this list.</w:t>
+      </w:r>
+    </w:p>
+    <w:p>
+      <w:pPr>
+        <w:pStyle w:val="Heading1"/>
+      </w:pPr>
+      <w:r>
+        <w:t xml:space="preserve">Where This Goes  ·  First 30 Days</w:t>
+      </w:r>
+    </w:p>
+    <w:p>
+      <w:pPr>
+        <w:spacing w:after="140"/>
+      </w:pPr>
+      <w:r>
+        <w:rPr>
+          <w:i/>
+          <w:iCs/>
+          <w:color w:val="595959"/>
+          <w:sz w:val="20"/>
+          <w:szCs w:val="20"/>
+        </w:rPr>
+        <w:t xml:space="preserve">About 20 hours per week, milestone-based. Week 1 is the task list above.</w:t>
       </w:r>
     </w:p>
     <w:tbl>
@@ -2273,7 +2256,7 @@
               <w:spacing w:after="0"/>
             </w:pPr>
             <w:r>
-              <w:t xml:space="preserve">Orient + inventory. Read the role description and this doc, get access, skim one vendor call and one CSR call, build the inventory and checklist.</w:t>
+              <w:t xml:space="preserve">Setup, SOP inventory, and a first diligence-checklist draft (the task list above).</w:t>
             </w:r>
           </w:p>
         </w:tc>
@@ -2352,7 +2335,7 @@
               <w:spacing w:after="0"/>
             </w:pPr>
             <w:r>
-              <w:t xml:space="preserve">Audit pass. Score each existing SOP (exists / outdated / not-followed / missing). Research what buyers want in home-services diligence.</w:t>
+              <w:t xml:space="preserve">Score each existing SOP (current / outdated / not-followed / missing). Turn the buyer research into a short brief.</w:t>
             </w:r>
           </w:p>
         </w:tc>
@@ -2430,7 +2413,7 @@
               <w:spacing w:after="0"/>
             </w:pPr>
             <w:r>
-              <w:t xml:space="preserve">Build the trackers. Stand up an exit-readiness tracker (item, owner, priority, timeline), reorganize the SOP library, start a buyer-universe file (no contact).</w:t>
+              <w:t xml:space="preserve">Stand up an exit-readiness tracker (item, owner, priority, timeline), reorganize the SOP library, start a buyer-universe file (no contact).</w:t>
             </w:r>
           </w:p>
         </w:tc>
@@ -2455,7 +2438,7 @@
               <w:spacing w:after="0"/>
             </w:pPr>
             <w:r>
-              <w:t xml:space="preserve">Exit-readiness tracker v1 + SOP library index + buyer-universe file</w:t>
+              <w:t xml:space="preserve">Exit-readiness tracker v1 + SOP library index</w:t>
             </w:r>
           </w:p>
         </w:tc>
@@ -2509,7 +2492,7 @@
               <w:spacing w:after="0"/>
             </w:pPr>
             <w:r>
-              <w:t xml:space="preserve">Synthesize + present. Write a one-page State of the Back-Office memo and propose the next 30 days. Present in the monthly 1:1.</w:t>
+              <w:t xml:space="preserve">Write a one-page State of the Back-Office memo and propose his own next 30 days. Present it in the 1:1.</w:t>
             </w:r>
           </w:p>
         </w:tc>
@@ -2546,22 +2529,134 @@
         <w:pStyle w:val="Heading1"/>
       </w:pPr>
       <w:r>
-        <w:t xml:space="preserve">What NOT to Delegate Yet</w:t>
-      </w:r>
-    </w:p>
-    <w:p>
-      <w:pPr>
-        <w:spacing w:after="140"/>
-      </w:pPr>
-      <w:r>
-        <w:rPr>
-          <w:i/>
-          <w:iCs/>
-          <w:color w:val="595959"/>
-          <w:sz w:val="20"/>
-          <w:szCs w:val="20"/>
-        </w:rPr>
-        <w:t xml:space="preserve">Research and drafting on all of these is welcome. Decisions and outside contact are not.</w:t>
+        <w:t xml:space="preserve">What You Decide vs. What Needs Daniel</w:t>
+      </w:r>
+    </w:p>
+    <w:p>
+      <w:pPr>
+        <w:spacing w:after="120" w:before="0"/>
+      </w:pPr>
+      <w:r>
+        <w:rPr>
+          <w:b/>
+          <w:bCs/>
+          <w:i w:val="false"/>
+          <w:iCs w:val="false"/>
+        </w:rPr>
+        <w:t xml:space="preserve">Do on your own:</w:t>
+      </w:r>
+    </w:p>
+    <w:p>
+      <w:pPr>
+        <w:pStyle w:val="ListParagraph"/>
+        <w:numPr>
+          <w:ilvl w:val="0"/>
+          <w:numId w:val="3"/>
+        </w:numPr>
+        <w:spacing w:after="60"/>
+      </w:pPr>
+      <w:r>
+        <w:t xml:space="preserve">Research, drafting, organizing, and reorganizing documents.</w:t>
+      </w:r>
+    </w:p>
+    <w:p>
+      <w:pPr>
+        <w:pStyle w:val="ListParagraph"/>
+        <w:numPr>
+          <w:ilvl w:val="0"/>
+          <w:numId w:val="3"/>
+        </w:numPr>
+        <w:spacing w:after="60"/>
+      </w:pPr>
+      <w:r>
+        <w:t xml:space="preserve">Building inventories, trackers, checklists, and your own task list.</w:t>
+      </w:r>
+    </w:p>
+    <w:p>
+      <w:pPr>
+        <w:pStyle w:val="ListParagraph"/>
+        <w:numPr>
+          <w:ilvl w:val="0"/>
+          <w:numId w:val="3"/>
+        </w:numPr>
+        <w:spacing w:after="60"/>
+      </w:pPr>
+      <w:r>
+        <w:t xml:space="preserve">Booking your intro call with Charles and setting your own working hours.</w:t>
+      </w:r>
+    </w:p>
+    <w:p>
+      <w:pPr>
+        <w:spacing w:after="120" w:before="80"/>
+      </w:pPr>
+      <w:r>
+        <w:rPr>
+          <w:b/>
+          <w:bCs/>
+          <w:i w:val="false"/>
+          <w:iCs w:val="false"/>
+        </w:rPr>
+        <w:t xml:space="preserve">Always check with Daniel first:</w:t>
+      </w:r>
+    </w:p>
+    <w:p>
+      <w:pPr>
+        <w:pStyle w:val="ListParagraph"/>
+        <w:numPr>
+          <w:ilvl w:val="0"/>
+          <w:numId w:val="3"/>
+        </w:numPr>
+        <w:spacing w:after="60"/>
+      </w:pPr>
+      <w:r>
+        <w:t xml:space="preserve">Anything that spends money or commits Twins to a cost.</w:t>
+      </w:r>
+    </w:p>
+    <w:p>
+      <w:pPr>
+        <w:pStyle w:val="ListParagraph"/>
+        <w:numPr>
+          <w:ilvl w:val="0"/>
+          <w:numId w:val="3"/>
+        </w:numPr>
+        <w:spacing w:after="60"/>
+      </w:pPr>
+      <w:r>
+        <w:t xml:space="preserve">Anything that touches a vendor (marketing, bookkeeping, IT).</w:t>
+      </w:r>
+    </w:p>
+    <w:p>
+      <w:pPr>
+        <w:pStyle w:val="ListParagraph"/>
+        <w:numPr>
+          <w:ilvl w:val="0"/>
+          <w:numId w:val="3"/>
+        </w:numPr>
+        <w:spacing w:after="60"/>
+      </w:pPr>
+      <w:r>
+        <w:t xml:space="preserve">Any contact with someone outside the company, especially anything exit or buyer related.</w:t>
+      </w:r>
+    </w:p>
+    <w:p>
+      <w:pPr>
+        <w:pStyle w:val="ListParagraph"/>
+        <w:numPr>
+          <w:ilvl w:val="0"/>
+          <w:numId w:val="3"/>
+        </w:numPr>
+        <w:spacing w:after="60"/>
+      </w:pPr>
+      <w:r>
+        <w:t xml:space="preserve">Hiring, pay, pricing, or changing how a customer is handled.</w:t>
+      </w:r>
+    </w:p>
+    <w:p>
+      <w:pPr>
+        <w:pStyle w:val="Heading1"/>
+      </w:pPr>
+      <w:r>
+        <w:t xml:space="preserve">Questions to Ask Him</w:t>
       </w:r>
     </w:p>
     <w:p>
@@ -2574,7 +2669,7 @@
         <w:spacing w:after="60"/>
       </w:pPr>
       <w:r>
-        <w:t xml:space="preserve">Any contact with potential buyers, PE firms, or M&amp;A advisors.</w:t>
+        <w:t xml:space="preserve">“Looking at the week-one task list, what would you add, and what would you start with?”</w:t>
       </w:r>
     </w:p>
     <w:p>
@@ -2587,7 +2682,7 @@
         <w:spacing w:after="60"/>
       </w:pPr>
       <w:r>
-        <w:t xml:space="preserve">Vendor termination, renewal, or contract changes.</w:t>
+        <w:t xml:space="preserve">“If you only had five productive hours this week, where would you spend them?”</w:t>
       </w:r>
     </w:p>
     <w:p>
@@ -2600,7 +2695,7 @@
         <w:spacing w:after="60"/>
       </w:pPr>
       <w:r>
-        <w:t xml:space="preserve">Pricing changes of any kind.</w:t>
+        <w:t xml:space="preserve">“Where have you actually used AI to save real time? Name the tool and the outcome.”</w:t>
       </w:r>
     </w:p>
     <w:p>
@@ -2613,7 +2708,7 @@
         <w:spacing w:after="60"/>
       </w:pPr>
       <w:r>
-        <w:t xml:space="preserve">Hiring, firing, or pay decisions.</w:t>
+        <w:t xml:space="preserve">“When there is no process and no obvious owner, what do you do?”</w:t>
       </w:r>
     </w:p>
     <w:p>
@@ -2626,7 +2721,7 @@
         <w:spacing w:after="60"/>
       </w:pPr>
       <w:r>
-        <w:t xml:space="preserve">Payroll, banking, or money-movement access and approvals.</w:t>
+        <w:t xml:space="preserve">“How will you keep me from becoming your bottleneck?”</w:t>
       </w:r>
     </w:p>
     <w:p>
@@ -2639,46 +2734,7 @@
         <w:spacing w:after="60"/>
       </w:pPr>
       <w:r>
-        <w:t xml:space="preserve">Signing or committing on behalf of Twins.</w:t>
-      </w:r>
-    </w:p>
-    <w:p>
-      <w:pPr>
-        <w:pStyle w:val="ListParagraph"/>
-        <w:numPr>
-          <w:ilvl w:val="0"/>
-          <w:numId w:val="2"/>
-        </w:numPr>
-        <w:spacing w:after="60"/>
-      </w:pPr>
-      <w:r>
-        <w:t xml:space="preserve">Customer-facing authority as a Twins decision-maker.</w:t>
-      </w:r>
-    </w:p>
-    <w:p>
-      <w:pPr>
-        <w:pStyle w:val="ListParagraph"/>
-        <w:numPr>
-          <w:ilvl w:val="0"/>
-          <w:numId w:val="2"/>
-        </w:numPr>
-        <w:spacing w:after="60"/>
-      </w:pPr>
-      <w:r>
-        <w:t xml:space="preserve">Running the weekly Level-10 meeting (defer until he has ramped).</w:t>
-      </w:r>
-    </w:p>
-    <w:p>
-      <w:pPr>
-        <w:pStyle w:val="ListParagraph"/>
-        <w:numPr>
-          <w:ilvl w:val="0"/>
-          <w:numId w:val="2"/>
-        </w:numPr>
-        <w:spacing w:after="60"/>
-      </w:pPr>
-      <w:r>
-        <w:t xml:space="preserve">Unsupervised access to sensitive financials beyond what a specific task needs.</w:t>
+        <w:t xml:space="preserve">“What part of this feels least comfortable right now?”</w:t>
       </w:r>
     </w:p>
     <w:p>
@@ -2686,106 +2742,7 @@
         <w:pStyle w:val="Heading1"/>
       </w:pPr>
       <w:r>
-        <w:t xml:space="preserve">Questions to Ask in the Call</w:t>
-      </w:r>
-    </w:p>
-    <w:p>
-      <w:pPr>
-        <w:pStyle w:val="ListParagraph"/>
-        <w:numPr>
-          <w:ilvl w:val="0"/>
-          <w:numId w:val="3"/>
-        </w:numPr>
-        <w:spacing w:after="60"/>
-      </w:pPr>
-      <w:r>
-        <w:t xml:space="preserve">“When you read the role description, which of the priorities did you want to attack first, and why?” (his application prompt)</w:t>
-      </w:r>
-    </w:p>
-    <w:p>
-      <w:pPr>
-        <w:pStyle w:val="ListParagraph"/>
-        <w:numPr>
-          <w:ilvl w:val="0"/>
-          <w:numId w:val="3"/>
-        </w:numPr>
-        <w:spacing w:after="60"/>
-      </w:pPr>
-      <w:r>
-        <w:t xml:space="preserve">“You have limited hours. If you only had five productive hours this week, what would you spend them on?”</w:t>
-      </w:r>
-    </w:p>
-    <w:p>
-      <w:pPr>
-        <w:pStyle w:val="ListParagraph"/>
-        <w:numPr>
-          <w:ilvl w:val="0"/>
-          <w:numId w:val="3"/>
-        </w:numPr>
-        <w:spacing w:after="60"/>
-      </w:pPr>
-      <w:r>
-        <w:t xml:space="preserve">“Where have you actually used AI to save real time? Name the tool and the outcome.”</w:t>
-      </w:r>
-    </w:p>
-    <w:p>
-      <w:pPr>
-        <w:pStyle w:val="ListParagraph"/>
-        <w:numPr>
-          <w:ilvl w:val="0"/>
-          <w:numId w:val="3"/>
-        </w:numPr>
-        <w:spacing w:after="60"/>
-      </w:pPr>
-      <w:r>
-        <w:t xml:space="preserve">“Walk me through how you would build a diligence checklist for a business like ours from scratch.”</w:t>
-      </w:r>
-    </w:p>
-    <w:p>
-      <w:pPr>
-        <w:pStyle w:val="ListParagraph"/>
-        <w:numPr>
-          <w:ilvl w:val="0"/>
-          <w:numId w:val="3"/>
-        </w:numPr>
-        <w:spacing w:after="60"/>
-      </w:pPr>
-      <w:r>
-        <w:t xml:space="preserve">“When there is no process and no obvious owner, what do you do?”</w:t>
-      </w:r>
-    </w:p>
-    <w:p>
-      <w:pPr>
-        <w:pStyle w:val="ListParagraph"/>
-        <w:numPr>
-          <w:ilvl w:val="0"/>
-          <w:numId w:val="3"/>
-        </w:numPr>
-        <w:spacing w:after="60"/>
-      </w:pPr>
-      <w:r>
-        <w:t xml:space="preserve">“How will you keep me from becoming your bottleneck?”</w:t>
-      </w:r>
-    </w:p>
-    <w:p>
-      <w:pPr>
-        <w:pStyle w:val="ListParagraph"/>
-        <w:numPr>
-          <w:ilvl w:val="0"/>
-          <w:numId w:val="3"/>
-        </w:numPr>
-        <w:spacing w:after="60"/>
-      </w:pPr>
-      <w:r>
-        <w:t xml:space="preserve">“What part of this feels least comfortable to you right now?”</w:t>
-      </w:r>
-    </w:p>
-    <w:p>
-      <w:pPr>
-        <w:pStyle w:val="Heading1"/>
-      </w:pPr>
-      <w:r>
-        <w:t xml:space="preserve">Follow-Up Message  ·  Send Same Day</w:t>
+        <w:t xml:space="preserve">Opening Script</w:t>
       </w:r>
     </w:p>
     <w:p>
@@ -2800,7 +2757,7 @@
           <w:sz w:val="20"/>
           <w:szCs w:val="20"/>
         </w:rPr>
-        <w:t xml:space="preserve">Plain and warm. Fill the four blanks before sending.</w:t>
+        <w:t xml:space="preserve">A way to open so the reframe lands fast, then you get into the day-to-day.</w:t>
       </w:r>
     </w:p>
     <w:tbl>
@@ -2848,12 +2805,12 @@
                 <w:sz w:val="22"/>
                 <w:szCs w:val="22"/>
               </w:rPr>
-              <w:t xml:space="preserve">Aman,</w:t>
-            </w:r>
-          </w:p>
-          <w:p>
-            <w:pPr>
-              <w:spacing w:after="120"/>
+              <w:t xml:space="preserve">“Aman, glad we are doing this. Quick frame, then we get practical. The role description you read is the long-term seat. This summer you are a part-time intern, and your job is simpler than that whole document: get deep on how this business runs, and nail a couple of projects.</w:t>
+            </w:r>
+          </w:p>
+          <w:p>
+            <w:pPr>
+              <w:spacing w:after="0"/>
             </w:pPr>
             <w:r>
               <w:rPr>
@@ -2863,9 +2820,68 @@
                 <w:sz w:val="22"/>
                 <w:szCs w:val="22"/>
               </w:rPr>
-              <w:t xml:space="preserve">Good talking today. Quick recap so we are aligned.</w:t>
-            </w:r>
-          </w:p>
+              <w:t xml:space="preserve">Most of today is about what you actually do day to day and exactly what to start on. I will share my screen and walk you through your folder, your task sheet, and your first week. Sound good?”</w:t>
+            </w:r>
+          </w:p>
+        </w:tc>
+      </w:tr>
+    </w:tbl>
+    <w:p>
+      <w:pPr>
+        <w:pStyle w:val="Heading1"/>
+      </w:pPr>
+      <w:r>
+        <w:t xml:space="preserve">Follow-Up Message  ·  Send Same Day</w:t>
+      </w:r>
+    </w:p>
+    <w:p>
+      <w:pPr>
+        <w:spacing w:after="140"/>
+      </w:pPr>
+      <w:r>
+        <w:rPr>
+          <w:i/>
+          <w:iCs/>
+          <w:color w:val="595959"/>
+          <w:sz w:val="20"/>
+          <w:szCs w:val="20"/>
+        </w:rPr>
+        <w:t xml:space="preserve">Plain and practical. Fill the blanks before sending.</w:t>
+      </w:r>
+    </w:p>
+    <w:tbl>
+      <w:tblPr>
+        <w:tblW w:type="dxa" w:w="10280"/>
+        <w:tblBorders>
+          <w:top w:val="single" w:color="auto" w:sz="4"/>
+          <w:left w:val="single" w:color="auto" w:sz="4"/>
+          <w:bottom w:val="single" w:color="auto" w:sz="4"/>
+          <w:right w:val="single" w:color="auto" w:sz="4"/>
+          <w:insideH w:val="single" w:color="auto" w:sz="4"/>
+          <w:insideV w:val="single" w:color="auto" w:sz="4"/>
+        </w:tblBorders>
+      </w:tblPr>
+      <w:tblGrid>
+        <w:gridCol w:w="10280"/>
+      </w:tblGrid>
+      <w:tr>
+        <w:tc>
+          <w:tcPr>
+            <w:tcW w:type="dxa" w:w="10280"/>
+            <w:tcBorders>
+              <w:top w:val="none"/>
+              <w:left w:val="single" w:color="F2B705" w:sz="18" w:space="12"/>
+              <w:bottom w:val="none"/>
+              <w:right w:val="none"/>
+            </w:tcBorders>
+            <w:shd w:fill="FFF8E2" w:val="clear"/>
+            <w:tcMar>
+              <w:top w:type="dxa" w:w="160"/>
+              <w:left w:type="dxa" w:w="220"/>
+              <w:bottom w:type="dxa" w:w="160"/>
+              <w:right w:type="dxa" w:w="200"/>
+            </w:tcMar>
+          </w:tcPr>
           <w:p>
             <w:pPr>
               <w:spacing w:after="120"/>
@@ -2878,7 +2894,7 @@
                 <w:sz w:val="22"/>
                 <w:szCs w:val="22"/>
               </w:rPr>
-              <w:t xml:space="preserve">You are starting as a part-time intern, around 20 hours a week, remote, at $30/hour. Day one is [date]. Your first two projects are the PE diligence checklist plus buyer research, and the audit and reorganization of our existing SOPs.</w:t>
+              <w:t xml:space="preserve">Aman,</w:t>
             </w:r>
           </w:p>
           <w:p>
@@ -2893,7 +2909,7 @@
                 <w:sz w:val="22"/>
                 <w:szCs w:val="22"/>
               </w:rPr>
-              <w:t xml:space="preserve">By the end of your first week, send me one page: an inventory of every SOP we have today (name, where it lives, last updated, owner), and a rough first outline of the diligence checklist from your research. Rough is fine. I want to see how you organize and research.</w:t>
+              <w:t xml:space="preserve">Good talking today. Quick recap.</w:t>
             </w:r>
           </w:p>
           <w:p>
@@ -2908,7 +2924,7 @@
                 <w:sz w:val="22"/>
                 <w:szCs w:val="22"/>
               </w:rPr>
-              <w:t xml:space="preserve">Three things to set up: the role description [link], your daily checklist [link], and your end-of-day report, which you fill out each day you work [link].</w:t>
+              <w:t xml:space="preserve">You start [date], part-time and remote, working out of Google Workspace. Week one is setup plus two tracks: audit and inventory our existing SOPs, and research and draft a buyer-diligence checklist. The full task list is in the doc I shared.</w:t>
             </w:r>
           </w:p>
           <w:p>
@@ -2923,7 +2939,7 @@
                 <w:sz w:val="22"/>
                 <w:szCs w:val="22"/>
               </w:rPr>
-              <w:t xml:space="preserve">We will do a weekly 1:1 on [day/time]. For day-to-day, reach me at [channel]. If it is urgent, call.</w:t>
+              <w:t xml:space="preserve">By Friday, send me one page: the SOP inventory (name, where it lives, last updated, owner) and a rough diligence checklist. And add a few tasks of your own to the list. Rough is fine; I want to see how you organize and research.</w:t>
             </w:r>
           </w:p>
           <w:p>
@@ -2938,7 +2954,37 @@
                 <w:sz w:val="22"/>
                 <w:szCs w:val="22"/>
               </w:rPr>
-              <w:t xml:space="preserve">Reply with your plan for week one by [date]. Looking forward to building this with you.</w:t>
+              <w:t xml:space="preserve">Three links to get going: the role description [link], your daily checklist [link], and your end-of-day report, which you fill out each day you work [link].</w:t>
+            </w:r>
+          </w:p>
+          <w:p>
+            <w:pPr>
+              <w:spacing w:after="120"/>
+            </w:pPr>
+            <w:r>
+              <w:rPr>
+                <w:i/>
+                <w:iCs/>
+                <w:color w:val="1A2B4E"/>
+                <w:sz w:val="22"/>
+                <w:szCs w:val="22"/>
+              </w:rPr>
+              <w:t xml:space="preserve">Track your tasks in your sheet, save your work in the Drive folder, and send the end-of-day report each day. Our weekly 1:1 is [day/time]. Day to day, reach me by text or email.</w:t>
+            </w:r>
+          </w:p>
+          <w:p>
+            <w:pPr>
+              <w:spacing w:after="120"/>
+            </w:pPr>
+            <w:r>
+              <w:rPr>
+                <w:i/>
+                <w:iCs/>
+                <w:color w:val="1A2B4E"/>
+                <w:sz w:val="22"/>
+                <w:szCs w:val="22"/>
+              </w:rPr>
+              <w:t xml:space="preserve">Reply with your plan for week one by [date]. Looking forward to it.</w:t>
             </w:r>
           </w:p>
           <w:p>
@@ -3106,7 +3152,7 @@
         <w:sz w:val="18"/>
         <w:szCs w:val="18"/>
       </w:rPr>
-      <w:t xml:space="preserve">Twins Garage Doors  ·  Internship Kickoff Package</w:t>
+      <w:t xml:space="preserve">Twins Garage Doors  ·  Internship Kickoff</w:t>
     </w:r>
   </w:p>
 </w:hdr>
@@ -3229,13 +3275,13 @@
     </w:lvlOverride>
   </w:num>
   <w:num w:numId="2">
-    <w:abstractNumId w:val="2"/>
+    <w:abstractNumId w:val="3"/>
     <w:lvlOverride w:ilvl="0">
       <w:startOverride w:val="1"/>
     </w:lvlOverride>
   </w:num>
   <w:num w:numId="3">
-    <w:abstractNumId w:val="3"/>
+    <w:abstractNumId w:val="2"/>
     <w:lvlOverride w:ilvl="0">
       <w:startOverride w:val="1"/>
     </w:lvlOverride>

--- a/docs/superpowers/handoff/aman-internship/Aman_Internship_Kickoff_Package.docx
+++ b/docs/superpowers/handoff/aman-internship/Aman_Internship_Kickoff_Package.docx
@@ -132,7 +132,7 @@
           <w:i w:val="false"/>
           <w:iCs w:val="false"/>
         </w:rPr>
-        <w:t xml:space="preserve">This runs the kickoff call and doubles as Aman's reference for how to work. He is a part-time intern, about 20 hours a week, remote, working out of Google Workspace. The call is about one thing: how his day works and exactly what to do first. Keep it practical.</w:t>
+        <w:t xml:space="preserve">This runs the kickoff call and doubles as Aman's reference for how to work. He is a part-time intern, about 20 hours a week, remote, working out of Google Workspace. Keep it practical and collaborative: bring him in, ask his opinions, and treat the first tasks as a starting point he can shape, not a script. The goal is that he leaves clear on how his day works and what to start on, and feeling like he had a hand in it.</w:t>
       </w:r>
     </w:p>
     <w:p>
@@ -923,6 +923,55 @@
     </w:p>
     <w:p>
       <w:pPr>
+        <w:pBdr>
+          <w:left w:val="single" w:color="F2B705" w:sz="12" w:space="8"/>
+        </w:pBdr>
+        <w:spacing w:after="100"/>
+        <w:ind w:left="360"/>
+      </w:pPr>
+      <w:r>
+        <w:rPr>
+          <w:rFonts w:ascii="Arial" w:cs="Arial" w:eastAsia="Arial" w:hAnsi="Arial"/>
+          <w:color w:val="1A2B4E"/>
+          <w:sz w:val="20"/>
+          <w:szCs w:val="20"/>
+        </w:rPr>
+        <w:t xml:space="preserve">“And I want you shaping this with me. This role did not exist before you. Nothing I lay out today is set in stone. If something does not make sense or you would do it differently, say so. I would rather hear it now.”</w:t>
+      </w:r>
+    </w:p>
+    <w:p>
+      <w:pPr>
+        <w:pBdr>
+          <w:left w:val="single" w:color="F2B705" w:sz="12" w:space="8"/>
+        </w:pBdr>
+        <w:spacing w:after="100" w:before="60"/>
+        <w:ind w:left="360"/>
+      </w:pPr>
+      <w:r>
+        <w:rPr>
+          <w:rFonts w:ascii="Arial" w:cs="Arial" w:eastAsia="Arial" w:hAnsi="Arial"/>
+          <w:b/>
+          <w:bCs/>
+          <w:color w:val="1A2B4E"/>
+          <w:sz w:val="20"/>
+          <w:szCs w:val="20"/>
+        </w:rPr>
+        <w:t xml:space="preserve">Ask: </w:t>
+      </w:r>
+      <w:r>
+        <w:rPr>
+          <w:rFonts w:ascii="Arial" w:cs="Arial" w:eastAsia="Arial" w:hAnsi="Arial"/>
+          <w:i/>
+          <w:iCs/>
+          <w:color w:val="1A2B4E"/>
+          <w:sz w:val="20"/>
+          <w:szCs w:val="20"/>
+        </w:rPr>
+        <w:t xml:space="preserve">“After reading the role and talking with us, what is your honest first read? What excites you, and what gives you pause?”</w:t>
+      </w:r>
+    </w:p>
+    <w:p>
+      <w:pPr>
         <w:spacing w:after="80" w:before="240"/>
       </w:pPr>
       <w:r>
@@ -1046,7 +1095,7 @@
           <w:sz w:val="18"/>
           <w:szCs w:val="18"/>
         </w:rPr>
-        <w:t xml:space="preserve">Walk 'Your Weekly Rhythm' below.</w:t>
+        <w:t xml:space="preserve">Walk 'Your Weekly Rhythm' below. Let him set the cadence with you.</w:t>
       </w:r>
     </w:p>
     <w:p>
@@ -1089,6 +1138,37 @@
     </w:p>
     <w:p>
       <w:pPr>
+        <w:pBdr>
+          <w:left w:val="single" w:color="F2B705" w:sz="12" w:space="8"/>
+        </w:pBdr>
+        <w:spacing w:after="100" w:before="60"/>
+        <w:ind w:left="360"/>
+      </w:pPr>
+      <w:r>
+        <w:rPr>
+          <w:rFonts w:ascii="Arial" w:cs="Arial" w:eastAsia="Arial" w:hAnsi="Arial"/>
+          <w:b/>
+          <w:bCs/>
+          <w:color w:val="1A2B4E"/>
+          <w:sz w:val="20"/>
+          <w:szCs w:val="20"/>
+        </w:rPr>
+        <w:t xml:space="preserve">Ask: </w:t>
+      </w:r>
+      <w:r>
+        <w:rPr>
+          <w:rFonts w:ascii="Arial" w:cs="Arial" w:eastAsia="Arial" w:hAnsi="Arial"/>
+          <w:i/>
+          <w:iCs/>
+          <w:color w:val="1A2B4E"/>
+          <w:sz w:val="20"/>
+          <w:szCs w:val="20"/>
+        </w:rPr>
+        <w:t xml:space="preserve">“What working days and rhythm actually fit your schedule? And do you want to talk more or less than once a week, especially early on?”</w:t>
+      </w:r>
+    </w:p>
+    <w:p>
+      <w:pPr>
         <w:spacing w:after="80" w:before="240"/>
       </w:pPr>
       <w:r>
@@ -1139,7 +1219,7 @@
           <w:sz w:val="18"/>
           <w:szCs w:val="18"/>
         </w:rPr>
-        <w:t xml:space="preserve">The heart of the call. Open 'Your First Tasks' and go through every item together.</w:t>
+        <w:t xml:space="preserve">The heart of the call. Open 'Your First Tasks' and go through it together as a draft, not a mandate. Let him react to each track.</w:t>
       </w:r>
     </w:p>
     <w:p>
@@ -1157,7 +1237,7 @@
           <w:sz w:val="20"/>
           <w:szCs w:val="20"/>
         </w:rPr>
-        <w:t xml:space="preserve">“Here is exactly what to do in week one. Setup, plus two project tracks: audit our existing SOPs, and research a buyer-diligence checklist.”</w:t>
+        <w:t xml:space="preserve">“Here is a starting point for week one. I am not trying to box you in, so push on it. Setup, plus two project tracks: audit our existing SOPs, and research a buyer-diligence checklist.”</w:t>
       </w:r>
     </w:p>
     <w:p>
@@ -1206,7 +1286,38 @@
           <w:sz w:val="20"/>
           <w:szCs w:val="20"/>
         </w:rPr>
-        <w:t xml:space="preserve">“Looking at this list, what would you add, and what would you start with?”</w:t>
+        <w:t xml:space="preserve">“Do these two projects feel like the right place to start? If you were in my seat, what would you put in front of the first hire?”</w:t>
+      </w:r>
+    </w:p>
+    <w:p>
+      <w:pPr>
+        <w:pBdr>
+          <w:left w:val="single" w:color="F2B705" w:sz="12" w:space="8"/>
+        </w:pBdr>
+        <w:spacing w:after="100" w:before="60"/>
+        <w:ind w:left="360"/>
+      </w:pPr>
+      <w:r>
+        <w:rPr>
+          <w:rFonts w:ascii="Arial" w:cs="Arial" w:eastAsia="Arial" w:hAnsi="Arial"/>
+          <w:b/>
+          <w:bCs/>
+          <w:color w:val="1A2B4E"/>
+          <w:sz w:val="20"/>
+          <w:szCs w:val="20"/>
+        </w:rPr>
+        <w:t xml:space="preserve">Ask: </w:t>
+      </w:r>
+      <w:r>
+        <w:rPr>
+          <w:rFonts w:ascii="Arial" w:cs="Arial" w:eastAsia="Arial" w:hAnsi="Arial"/>
+          <w:i/>
+          <w:iCs/>
+          <w:color w:val="1A2B4E"/>
+          <w:sz w:val="20"/>
+          <w:szCs w:val="20"/>
+        </w:rPr>
+        <w:t xml:space="preserve">“Anything on this list you would drop, reorder, or approach differently?”</w:t>
       </w:r>
     </w:p>
     <w:p>
@@ -1261,7 +1372,7 @@
           <w:sz w:val="18"/>
           <w:szCs w:val="18"/>
         </w:rPr>
-        <w:t xml:space="preserve">Hand off the daily checklist and the end-of-day report link live, on the call.</w:t>
+        <w:t xml:space="preserve">Walk it, but make clear the docs and access come AFTER the call in writing, not just verbally now.</w:t>
       </w:r>
     </w:p>
     <w:p>
@@ -1279,27 +1390,7 @@
           <w:sz w:val="20"/>
           <w:szCs w:val="20"/>
         </w:rPr>
-        <w:t xml:space="preserve">“You track everything in your task sheet, with a status on each item. Save your work in the Drive folder, named clearly. Access to </w:t>
-      </w:r>
-      <w:r>
-        <w:rPr>
-          <w:rFonts w:ascii="Arial" w:cs="Arial" w:eastAsia="Arial" w:hAnsi="Arial"/>
-          <w:b/>
-          <w:bCs/>
-          <w:color w:val="F2B705"/>
-          <w:sz w:val="20"/>
-          <w:szCs w:val="20"/>
-        </w:rPr>
-        <w:t xml:space="preserve">[systems]</w:t>
-      </w:r>
-      <w:r>
-        <w:rPr>
-          <w:rFonts w:ascii="Arial" w:cs="Arial" w:eastAsia="Arial" w:hAnsi="Arial"/>
-          <w:color w:val="1A2B4E"/>
-          <w:sz w:val="20"/>
-          <w:szCs w:val="20"/>
-        </w:rPr>
-        <w:t xml:space="preserve"> will be ready before day one.”</w:t>
+        <w:t xml:space="preserve">“You track everything in your task sheet, with a status on each item, and save your work in the Drive folder, named clearly.”</w:t>
       </w:r>
     </w:p>
     <w:p>
@@ -1317,18 +1408,7 @@
           <w:sz w:val="20"/>
           <w:szCs w:val="20"/>
         </w:rPr>
-        <w:t xml:space="preserve">“End of every day you work, you fill out a two-minute end-of-day report. It is how I stay in the loop. Here is the link.”  </w:t>
-      </w:r>
-      <w:r>
-        <w:rPr>
-          <w:rFonts w:ascii="Arial" w:cs="Arial" w:eastAsia="Arial" w:hAnsi="Arial"/>
-          <w:b/>
-          <w:bCs/>
-          <w:color w:val="F2B705"/>
-          <w:sz w:val="20"/>
-          <w:szCs w:val="20"/>
-        </w:rPr>
-        <w:t xml:space="preserve">[EOD form link]</w:t>
+        <w:t xml:space="preserve">“End of every day you work, you fill out a two-minute end-of-day report. It is how I stay in the loop, and it flags anything you need from me.”</w:t>
       </w:r>
     </w:p>
     <w:p>
@@ -1346,18 +1426,25 @@
           <w:sz w:val="20"/>
           <w:szCs w:val="20"/>
         </w:rPr>
-        <w:t xml:space="preserve">“And here is your daily checklist. Follow it until it is automatic.”  </w:t>
-      </w:r>
-      <w:r>
-        <w:rPr>
-          <w:rFonts w:ascii="Arial" w:cs="Arial" w:eastAsia="Arial" w:hAnsi="Arial"/>
-          <w:b/>
-          <w:bCs/>
-          <w:color w:val="F2B705"/>
-          <w:sz w:val="20"/>
-          <w:szCs w:val="20"/>
-        </w:rPr>
-        <w:t xml:space="preserve">[hand off the checklist]</w:t>
+        <w:t xml:space="preserve">“Right after this call I will send you everything in writing: your daily checklist, the end-of-day report link, the role doc, and a task-sheet template to copy. So do not worry about catching it all now.”</w:t>
+      </w:r>
+    </w:p>
+    <w:p>
+      <w:pPr>
+        <w:pBdr>
+          <w:left w:val="single" w:color="F2B705" w:sz="12" w:space="8"/>
+        </w:pBdr>
+        <w:spacing w:after="100"/>
+        <w:ind w:left="360"/>
+      </w:pPr>
+      <w:r>
+        <w:rPr>
+          <w:rFonts w:ascii="Arial" w:cs="Arial" w:eastAsia="Arial" w:hAnsi="Arial"/>
+          <w:color w:val="1A2B4E"/>
+          <w:sz w:val="20"/>
+          <w:szCs w:val="20"/>
+        </w:rPr>
+        <w:t xml:space="preserve">“And I will get you access to every platform you need, Google Workspace and Drive, our CRM, scheduling, anything a task calls for. If you ever need access to something, just ask and I will set it up that same day. Through the week I will keep sending whatever reports or checklists you need as we go.”</w:t>
       </w:r>
     </w:p>
     <w:p>
@@ -1482,7 +1569,7 @@
           <w:sz w:val="20"/>
           <w:szCs w:val="20"/>
         </w:rPr>
-        <w:t xml:space="preserve">“Is anything unclear about what you actually do day to day?”</w:t>
+        <w:t xml:space="preserve">“Anything we talked about that you would do differently, or any idea you have that I have not thought of?”</w:t>
       </w:r>
     </w:p>
     <w:p>
@@ -1513,7 +1600,7 @@
           <w:sz w:val="20"/>
           <w:szCs w:val="20"/>
         </w:rPr>
-        <w:t xml:space="preserve">“What is worrying you about week one?”</w:t>
+        <w:t xml:space="preserve">“Is anything unclear about what you actually do day to day, and what is worrying you about week one?”</w:t>
       </w:r>
     </w:p>
     <w:p>
@@ -1531,7 +1618,25 @@
           <w:sz w:val="20"/>
           <w:szCs w:val="20"/>
         </w:rPr>
-        <w:t xml:space="preserve">“Next steps: day one is </w:t>
+        <w:t xml:space="preserve">“Here is what happens right after we hang up: I will send you the access to every platform, plus your checklist, the report link, the role doc, and a task-sheet template. Through the day and week I will send anything else you need. You will not be stuck waiting on me for a tool.”</w:t>
+      </w:r>
+    </w:p>
+    <w:p>
+      <w:pPr>
+        <w:pBdr>
+          <w:left w:val="single" w:color="F2B705" w:sz="12" w:space="8"/>
+        </w:pBdr>
+        <w:spacing w:after="100"/>
+        <w:ind w:left="360"/>
+      </w:pPr>
+      <w:r>
+        <w:rPr>
+          <w:rFonts w:ascii="Arial" w:cs="Arial" w:eastAsia="Arial" w:hAnsi="Arial"/>
+          <w:color w:val="1A2B4E"/>
+          <w:sz w:val="20"/>
+          <w:szCs w:val="20"/>
+        </w:rPr>
+        <w:t xml:space="preserve">“Next steps on your side: day one is </w:t>
       </w:r>
       <w:r>
         <w:rPr>
@@ -2063,6 +2168,107 @@
           <w:szCs w:val="22"/>
         </w:rPr>
         <w:t xml:space="preserve">Add at least three tasks of your own that you think belong on this list.</w:t>
+      </w:r>
+    </w:p>
+    <w:p>
+      <w:pPr>
+        <w:pStyle w:val="Heading1"/>
+      </w:pPr>
+      <w:r>
+        <w:t xml:space="preserve">What You'll Get After This Call</w:t>
+      </w:r>
+    </w:p>
+    <w:p>
+      <w:pPr>
+        <w:spacing w:after="140"/>
+      </w:pPr>
+      <w:r>
+        <w:rPr>
+          <w:i/>
+          <w:iCs/>
+          <w:color w:val="595959"/>
+          <w:sz w:val="20"/>
+          <w:szCs w:val="20"/>
+        </w:rPr>
+        <w:t xml:space="preserve">Daniel sends all of this in writing right after the call, and keeps it flowing as needed. You never wait on a tool.</w:t>
+      </w:r>
+    </w:p>
+    <w:p>
+      <w:pPr>
+        <w:pStyle w:val="ListParagraph"/>
+        <w:numPr>
+          <w:ilvl w:val="0"/>
+          <w:numId w:val="3"/>
+        </w:numPr>
+        <w:spacing w:after="60"/>
+      </w:pPr>
+      <w:r>
+        <w:t xml:space="preserve">Access to every platform you need: Google Workspace and Drive, our CRM, scheduling, and anything a specific task calls for. Need something else later? Ask, and it is set up the same day.</w:t>
+      </w:r>
+    </w:p>
+    <w:p>
+      <w:pPr>
+        <w:pStyle w:val="ListParagraph"/>
+        <w:numPr>
+          <w:ilvl w:val="0"/>
+          <w:numId w:val="3"/>
+        </w:numPr>
+        <w:spacing w:after="60"/>
+      </w:pPr>
+      <w:r>
+        <w:t xml:space="preserve">Your daily checklist (separate doc).</w:t>
+      </w:r>
+    </w:p>
+    <w:p>
+      <w:pPr>
+        <w:pStyle w:val="ListParagraph"/>
+        <w:numPr>
+          <w:ilvl w:val="0"/>
+          <w:numId w:val="3"/>
+        </w:numPr>
+        <w:spacing w:after="60"/>
+      </w:pPr>
+      <w:r>
+        <w:t xml:space="preserve">Your end-of-day report link.</w:t>
+      </w:r>
+    </w:p>
+    <w:p>
+      <w:pPr>
+        <w:pStyle w:val="ListParagraph"/>
+        <w:numPr>
+          <w:ilvl w:val="0"/>
+          <w:numId w:val="3"/>
+        </w:numPr>
+        <w:spacing w:after="60"/>
+      </w:pPr>
+      <w:r>
+        <w:t xml:space="preserve">The role description.</w:t>
+      </w:r>
+    </w:p>
+    <w:p>
+      <w:pPr>
+        <w:pStyle w:val="ListParagraph"/>
+        <w:numPr>
+          <w:ilvl w:val="0"/>
+          <w:numId w:val="3"/>
+        </w:numPr>
+        <w:spacing w:after="60"/>
+      </w:pPr>
+      <w:r>
+        <w:t xml:space="preserve">A task-sheet template to copy for your own task tracker.</w:t>
+      </w:r>
+    </w:p>
+    <w:p>
+      <w:pPr>
+        <w:pStyle w:val="ListParagraph"/>
+        <w:numPr>
+          <w:ilvl w:val="0"/>
+          <w:numId w:val="3"/>
+        </w:numPr>
+        <w:spacing w:after="60"/>
+      </w:pPr>
+      <w:r>
+        <w:t xml:space="preserve">Any additional reports or checklists, sent through the day and week as the work calls for them.</w:t>
       </w:r>
     </w:p>
     <w:p>
@@ -2820,7 +3026,7 @@
                 <w:sz w:val="22"/>
                 <w:szCs w:val="22"/>
               </w:rPr>
-              <w:t xml:space="preserve">Most of today is about what you actually do day to day and exactly what to start on. I will share my screen and walk you through your folder, your task sheet, and your first week. Sound good?”</w:t>
+              <w:t xml:space="preserve">Most of today is about what you actually do day to day and where to start, and I want your take on all of it. I will share my screen and walk you through your folder, your task sheet, and your first week, and I want you pushing back and adding your own ideas as we go. None of it is set in stone. Sound good?”</w:t>
             </w:r>
           </w:p>
         </w:tc>
@@ -2909,7 +3115,7 @@
                 <w:sz w:val="22"/>
                 <w:szCs w:val="22"/>
               </w:rPr>
-              <w:t xml:space="preserve">Good talking today. Quick recap.</w:t>
+              <w:t xml:space="preserve">Good talking today, and thanks for the ideas on the call. Quick recap.</w:t>
             </w:r>
           </w:p>
           <w:p>
@@ -2924,7 +3130,7 @@
                 <w:sz w:val="22"/>
                 <w:szCs w:val="22"/>
               </w:rPr>
-              <w:t xml:space="preserve">You start [date], part-time and remote, working out of Google Workspace. Week one is setup plus two tracks: audit and inventory our existing SOPs, and research and draft a buyer-diligence checklist. The full task list is in the doc I shared.</w:t>
+              <w:t xml:space="preserve">You start [date], part-time and remote, working out of Google Workspace. Week one is setup plus two tracks: audit and inventory our existing SOPs, and research and draft a buyer-diligence checklist. The full task list is in the doc I shared. Treat it as a starting point, not a script. If you would reorder or add to it, do.</w:t>
             </w:r>
           </w:p>
           <w:p>
@@ -2939,7 +3145,7 @@
                 <w:sz w:val="22"/>
                 <w:szCs w:val="22"/>
               </w:rPr>
-              <w:t xml:space="preserve">By Friday, send me one page: the SOP inventory (name, where it lives, last updated, owner) and a rough diligence checklist. And add a few tasks of your own to the list. Rough is fine; I want to see how you organize and research.</w:t>
+              <w:t xml:space="preserve">I have set up your access to everything you need: Google Workspace and Drive, plus the other platforms. If you hit something you cannot get into, or need access to another tool, just tell me and I will fix it the same day.</w:t>
             </w:r>
           </w:p>
           <w:p>
@@ -2954,7 +3160,7 @@
                 <w:sz w:val="22"/>
                 <w:szCs w:val="22"/>
               </w:rPr>
-              <w:t xml:space="preserve">Three links to get going: the role description [link], your daily checklist [link], and your end-of-day report, which you fill out each day you work [link].</w:t>
+              <w:t xml:space="preserve">Everything is attached or linked: the role description [link], your daily checklist [link], your end-of-day report which you fill out each day you work [link], and a task-sheet template to copy [link]. I will keep sending any other reports or checklists as the work calls for them.</w:t>
             </w:r>
           </w:p>
           <w:p>
@@ -2969,7 +3175,7 @@
                 <w:sz w:val="22"/>
                 <w:szCs w:val="22"/>
               </w:rPr>
-              <w:t xml:space="preserve">Track your tasks in your sheet, save your work in the Drive folder, and send the end-of-day report each day. Our weekly 1:1 is [day/time]. Day to day, reach me by text or email.</w:t>
+              <w:t xml:space="preserve">By Friday, send me one page: the SOP inventory (name, where it lives, last updated, owner) and a rough diligence checklist, plus a few tasks of your own. Rough is fine; I want to see how you think.</w:t>
             </w:r>
           </w:p>
           <w:p>
@@ -2984,7 +3190,7 @@
                 <w:sz w:val="22"/>
                 <w:szCs w:val="22"/>
               </w:rPr>
-              <w:t xml:space="preserve">Reply with your plan for week one by [date]. Looking forward to it.</w:t>
+              <w:t xml:space="preserve">Our weekly 1:1 is [day/time]. Day to day, reach me by text or email anytime. Reply with your plan for week one by [date]. Looking forward to it.</w:t>
             </w:r>
           </w:p>
           <w:p>

--- a/docs/superpowers/handoff/aman-internship/Aman_Internship_Kickoff_Package.docx
+++ b/docs/superpowers/handoff/aman-internship/Aman_Internship_Kickoff_Package.docx
@@ -918,7 +918,7 @@
           <w:sz w:val="20"/>
           <w:szCs w:val="20"/>
         </w:rPr>
-        <w:t xml:space="preserve">“One thing up front: we are pointing at selling the business in a couple of years, so a lot of your work is making us organized and documented. That stays between us, you will sign an NDA, and it is research and drafting only. You never contact anyone outside the company without me.”</w:t>
+        <w:t xml:space="preserve">“One thing up front: we are pointing at selling the business in a couple of years, so a lot of your work is making us organized and documented. That stays between us. You already signed the NDA, so we are set there. It is research and drafting only, and you never contact anyone outside the company without me.”</w:t>
       </w:r>
     </w:p>
     <w:p>
@@ -1134,6 +1134,44 @@
           <w:szCs w:val="20"/>
         </w:rPr>
         <w:t xml:space="preserve">, 30 minutes.”</w:t>
+      </w:r>
+    </w:p>
+    <w:p>
+      <w:pPr>
+        <w:pBdr>
+          <w:left w:val="single" w:color="F2B705" w:sz="12" w:space="8"/>
+        </w:pBdr>
+        <w:spacing w:after="100"/>
+        <w:ind w:left="360"/>
+      </w:pPr>
+      <w:r>
+        <w:rPr>
+          <w:rFonts w:ascii="Arial" w:cs="Arial" w:eastAsia="Arial" w:hAnsi="Arial"/>
+          <w:color w:val="1A2B4E"/>
+          <w:sz w:val="20"/>
+          <w:szCs w:val="20"/>
+        </w:rPr>
+        <w:t xml:space="preserve">“Two standing meetings to put on your calendar. Leadership L10 is Wednesdays at 8 AM Central, that is you and the leadership team. The all-team L10 is Thursdays </w:t>
+      </w:r>
+      <w:r>
+        <w:rPr>
+          <w:rFonts w:ascii="Arial" w:cs="Arial" w:eastAsia="Arial" w:hAnsi="Arial"/>
+          <w:b/>
+          <w:bCs/>
+          <w:color w:val="F2B705"/>
+          <w:sz w:val="20"/>
+          <w:szCs w:val="20"/>
+        </w:rPr>
+        <w:t xml:space="preserve">[time]</w:t>
+      </w:r>
+      <w:r>
+        <w:rPr>
+          <w:rFonts w:ascii="Arial" w:cs="Arial" w:eastAsia="Arial" w:hAnsi="Arial"/>
+          <w:color w:val="1A2B4E"/>
+          <w:sz w:val="20"/>
+          <w:szCs w:val="20"/>
+        </w:rPr>
+        <w:t xml:space="preserve"> Central. Plan to join both.”</w:t>
       </w:r>
     </w:p>
     <w:p>
@@ -1819,6 +1857,32 @@
       </w:pPr>
       <w:r>
         <w:t xml:space="preserve">About 20 hours a week, on your own schedule. Send Daniel your rough working days each week.</w:t>
+      </w:r>
+    </w:p>
+    <w:p>
+      <w:pPr>
+        <w:pStyle w:val="ListParagraph"/>
+        <w:numPr>
+          <w:ilvl w:val="0"/>
+          <w:numId w:val="3"/>
+        </w:numPr>
+        <w:spacing w:after="60"/>
+      </w:pPr>
+      <w:r>
+        <w:t xml:space="preserve">Leadership L10: Wednesdays, 8:00 AM Central. You and the leadership team. Standing meeting.</w:t>
+      </w:r>
+    </w:p>
+    <w:p>
+      <w:pPr>
+        <w:pStyle w:val="ListParagraph"/>
+        <w:numPr>
+          <w:ilvl w:val="0"/>
+          <w:numId w:val="3"/>
+        </w:numPr>
+        <w:spacing w:after="60"/>
+      </w:pPr>
+      <w:r>
+        <w:t xml:space="preserve">All-team L10: Thursdays, [time] Central. The whole team. Plan to join.</w:t>
       </w:r>
     </w:p>
     <w:p>
@@ -3190,7 +3254,22 @@
                 <w:sz w:val="22"/>
                 <w:szCs w:val="22"/>
               </w:rPr>
-              <w:t xml:space="preserve">Our weekly 1:1 is [day/time]. Day to day, reach me by text or email anytime. Reply with your plan for week one by [date]. Looking forward to it.</w:t>
+              <w:t xml:space="preserve">Standing meetings to add to your calendar: Leadership L10 Wednesdays at 8 AM Central, and the all-team L10 Thursdays at [time] Central. Plan to join both. Our weekly 1:1 is [day/time]. Day to day, reach me by text or email anytime.</w:t>
+            </w:r>
+          </w:p>
+          <w:p>
+            <w:pPr>
+              <w:spacing w:after="120"/>
+            </w:pPr>
+            <w:r>
+              <w:rPr>
+                <w:i/>
+                <w:iCs/>
+                <w:color w:val="1A2B4E"/>
+                <w:sz w:val="22"/>
+                <w:szCs w:val="22"/>
+              </w:rPr>
+              <w:t xml:space="preserve">Reply with your plan for week one by [date]. Looking forward to it.</w:t>
             </w:r>
           </w:p>
           <w:p>
